--- a/deliverables/论文执行路线_可执行版.docx
+++ b/deliverables/论文执行路线_可执行版.docx
@@ -29,7 +29,7 @@
           <w:sz w:val="21"/>
           <w:szCs w:val="21"/>
         </w:rPr>
-        <w:t xml:space="preserve">可执行版，2026-10-06。配套文档：《方案设计 v3》；代码分支：claude/signed-link-graph-design</w:t>
+        <w:t xml:space="preserve">可执行版，2026-10-06。配套文档：《方案设计 v3》</w:t>
       </w:r>
     </w:p>
     <w:p>
@@ -89,7 +89,7 @@
           <w:sz w:val="28"/>
           <w:szCs w:val="28"/>
         </w:rPr>
-        <w:t xml:space="preserve">一、阶段 0：固定基线与口径（第 1 周，前置条件）</w:t>
+        <w:t xml:space="preserve">一、阶段一：固定基线与口径（第 1 周，前置条件）</w:t>
       </w:r>
     </w:p>
     <w:tbl>
@@ -310,7 +310,7 @@
                 <w:sz w:val="19"/>
                 <w:szCs w:val="19"/>
               </w:rPr>
-              <w:t xml:space="preserve">0.1</w:t>
+              <w:t xml:space="preserve">1.1</w:t>
             </w:r>
           </w:p>
         </w:tc>
@@ -472,7 +472,7 @@
                 <w:sz w:val="19"/>
                 <w:szCs w:val="19"/>
               </w:rPr>
-              <w:t xml:space="preserve">0.2</w:t>
+              <w:t xml:space="preserve">1.2</w:t>
             </w:r>
           </w:p>
         </w:tc>
@@ -634,7 +634,7 @@
                 <w:sz w:val="19"/>
                 <w:szCs w:val="19"/>
               </w:rPr>
-              <w:t xml:space="preserve">0.3</w:t>
+              <w:t xml:space="preserve">1.3</w:t>
             </w:r>
           </w:p>
         </w:tc>
@@ -796,7 +796,7 @@
                 <w:sz w:val="19"/>
                 <w:szCs w:val="19"/>
               </w:rPr>
-              <w:t xml:space="preserve">0.4</w:t>
+              <w:t xml:space="preserve">1.4</w:t>
             </w:r>
           </w:p>
         </w:tc>
@@ -958,7 +958,7 @@
                 <w:sz w:val="19"/>
                 <w:szCs w:val="19"/>
               </w:rPr>
-              <w:t xml:space="preserve">0.5</w:t>
+              <w:t xml:space="preserve">1.5</w:t>
             </w:r>
           </w:p>
         </w:tc>
@@ -1022,7 +1022,7 @@
                 <w:sz w:val="19"/>
                 <w:szCs w:val="19"/>
               </w:rPr>
-              <w:t xml:space="preserve">将 paired_scenarios.csv 的五组 RL 与 0.3 的三个基线逐场景配对，Wilcoxon 检验</w:t>
+              <w:t xml:space="preserve">将 paired_scenarios.csv 的五组 RL 与 1.3 的三个基线逐场景配对，Wilcoxon 检验</w:t>
             </w:r>
           </w:p>
         </w:tc>
@@ -1103,7 +1103,7 @@
           <w:sz w:val="21"/>
           <w:szCs w:val="21"/>
         </w:rPr>
-        <w:t xml:space="preserve">决策点 0：若 qp_diving 在 dev180 上 S 与 J 均显著优于 w/o Diff，则进入阶段 1，论文叙事定为"用学习替代逐步重解"。若 w/o Diff 已不差于 qp_diving，则改为阶段 1 的备选叙事"松弛特征增强现有 RL"，后续任务不变但成立条件改为 1.4 的 B 组。</w:t>
+        <w:t xml:space="preserve">决策点一：若 qp_diving 在 dev180 上 S 与 J 均显著优于 w/o Diff，则进入阶段二，论文叙事定为"用学习替代逐步重解"。若 w/o Diff 已不差于 qp_diving，则改为阶段二 的备选叙事"松弛特征增强现有 RL"，后续任务不变但成立条件改为 2.4 的 B 组。</w:t>
       </w:r>
     </w:p>
     <w:p>
@@ -1119,7 +1119,7 @@
           <w:sz w:val="28"/>
           <w:szCs w:val="28"/>
         </w:rPr>
-        <w:t xml:space="preserve">二、阶段 1：松弛状态特征与接口（第 2 周）</w:t>
+        <w:t xml:space="preserve">二、阶段二：松弛状态特征与接口（第 2 周）</w:t>
       </w:r>
     </w:p>
     <w:tbl>
@@ -1340,7 +1340,7 @@
                 <w:sz w:val="19"/>
                 <w:szCs w:val="19"/>
               </w:rPr>
-              <w:t xml:space="preserve">1.1</w:t>
+              <w:t xml:space="preserve">2.1</w:t>
             </w:r>
           </w:p>
         </w:tc>
@@ -1502,7 +1502,7 @@
                 <w:sz w:val="19"/>
                 <w:szCs w:val="19"/>
               </w:rPr>
-              <w:t xml:space="preserve">1.2</w:t>
+              <w:t xml:space="preserve">2.2</w:t>
             </w:r>
           </w:p>
         </w:tc>
@@ -1664,7 +1664,7 @@
                 <w:sz w:val="19"/>
                 <w:szCs w:val="19"/>
               </w:rPr>
-              <w:t xml:space="preserve">1.3</w:t>
+              <w:t xml:space="preserve">2.3</w:t>
             </w:r>
           </w:p>
         </w:tc>
@@ -1826,7 +1826,7 @@
                 <w:sz w:val="19"/>
                 <w:szCs w:val="19"/>
               </w:rPr>
-              <w:t xml:space="preserve">1.4</w:t>
+              <w:t xml:space="preserve">2.4</w:t>
             </w:r>
           </w:p>
         </w:tc>
@@ -1988,7 +1988,7 @@
                 <w:sz w:val="19"/>
                 <w:szCs w:val="19"/>
               </w:rPr>
-              <w:t xml:space="preserve">1.5</w:t>
+              <w:t xml:space="preserve">2.5</w:t>
             </w:r>
           </w:p>
         </w:tc>
@@ -2150,7 +2150,7 @@
                 <w:sz w:val="19"/>
                 <w:szCs w:val="19"/>
               </w:rPr>
-              <w:t xml:space="preserve">1.6</w:t>
+              <w:t xml:space="preserve">2.6</w:t>
             </w:r>
           </w:p>
         </w:tc>
@@ -2295,7 +2295,7 @@
           <w:sz w:val="21"/>
           <w:szCs w:val="21"/>
         </w:rPr>
-        <w:t xml:space="preserve">决策点 1：1.2 与 1.3 的一致性测试必须全部通过；否则后续所有对照都不成立。</w:t>
+        <w:t xml:space="preserve">决策点二：2.2 与 2.3 的一致性测试必须全部通过；否则后续所有对照都不成立。</w:t>
       </w:r>
     </w:p>
     <w:p>
@@ -2311,7 +2311,7 @@
           <w:sz w:val="28"/>
           <w:szCs w:val="28"/>
         </w:rPr>
-        <w:t xml:space="preserve">三、阶段 2：训练流程（第 3 到 4 周）</w:t>
+        <w:t xml:space="preserve">三、阶段三：训练流程（第 3 到 4 周）</w:t>
       </w:r>
     </w:p>
     <w:tbl>
@@ -2532,7 +2532,7 @@
                 <w:sz w:val="19"/>
                 <w:szCs w:val="19"/>
               </w:rPr>
-              <w:t xml:space="preserve">2.1</w:t>
+              <w:t xml:space="preserve">3.1</w:t>
             </w:r>
           </w:p>
         </w:tc>
@@ -2694,7 +2694,7 @@
                 <w:sz w:val="19"/>
                 <w:szCs w:val="19"/>
               </w:rPr>
-              <w:t xml:space="preserve">2.2</w:t>
+              <w:t xml:space="preserve">3.2</w:t>
             </w:r>
           </w:p>
         </w:tc>
@@ -2856,7 +2856,7 @@
                 <w:sz w:val="19"/>
                 <w:szCs w:val="19"/>
               </w:rPr>
-              <w:t xml:space="preserve">2.3</w:t>
+              <w:t xml:space="preserve">3.3</w:t>
             </w:r>
           </w:p>
         </w:tc>
@@ -3018,7 +3018,7 @@
                 <w:sz w:val="19"/>
                 <w:szCs w:val="19"/>
               </w:rPr>
-              <w:t xml:space="preserve">2.4</w:t>
+              <w:t xml:space="preserve">3.4</w:t>
             </w:r>
           </w:p>
         </w:tc>
@@ -3180,7 +3180,7 @@
                 <w:sz w:val="19"/>
                 <w:szCs w:val="19"/>
               </w:rPr>
-              <w:t xml:space="preserve">2.5</w:t>
+              <w:t xml:space="preserve">3.5</w:t>
             </w:r>
           </w:p>
         </w:tc>
@@ -3244,7 +3244,7 @@
                 <w:sz w:val="19"/>
                 <w:szCs w:val="19"/>
               </w:rPr>
-              <w:t xml:space="preserve">以 2.2 权重初始化，词典序奖励，108 轮同作者协议，5 个训练种子</w:t>
+              <w:t xml:space="preserve">以 3.2 权重初始化，词典序奖励，108 轮同作者协议，5 个训练种子</w:t>
             </w:r>
           </w:p>
         </w:tc>
@@ -3342,7 +3342,7 @@
                 <w:sz w:val="19"/>
                 <w:szCs w:val="19"/>
               </w:rPr>
-              <w:t xml:space="preserve">2.6</w:t>
+              <w:t xml:space="preserve">3.6</w:t>
             </w:r>
           </w:p>
         </w:tc>
@@ -3487,7 +3487,7 @@
           <w:sz w:val="21"/>
           <w:szCs w:val="21"/>
         </w:rPr>
-        <w:t xml:space="preserve">决策点 2：按 2.5 与 2.6 配对检验。方案成立条件：在 dev180 上本方案 S、J 与 qp_diving 无显著差异（p 大于 0.05 且均值差小于 0.002），且显著优于 w/o Diff。任一不满足，先做阶段 3 的消融定位原因，再决定是否调整 eta、relax_every 或模仿标签。</w:t>
+        <w:t xml:space="preserve">决策点三：按 3.5 与 3.6 配对检验。方案成立条件：在 dev180 上本方案 S、J 与 qp_diving 无显著差异（p 大于 0.05 且均值差小于 0.002），且显著优于 w/o Diff。任一不满足，先做阶段四 的消融定位原因，再决定是否调整 eta、relax_every 或模仿标签。</w:t>
       </w:r>
     </w:p>
     <w:p>
@@ -3503,7 +3503,7 @@
           <w:sz w:val="28"/>
           <w:szCs w:val="28"/>
         </w:rPr>
-        <w:t xml:space="preserve">四、阶段 3：消融与对照（第 5 周）</w:t>
+        <w:t xml:space="preserve">四、阶段四：消融与对照（第 5 周）</w:t>
       </w:r>
     </w:p>
     <w:tbl>
@@ -3690,7 +3690,7 @@
                 <w:sz w:val="19"/>
                 <w:szCs w:val="19"/>
               </w:rPr>
-              <w:t xml:space="preserve">3.1</w:t>
+              <w:t xml:space="preserve">4.1</w:t>
             </w:r>
           </w:p>
         </w:tc>
@@ -3820,7 +3820,7 @@
                 <w:sz w:val="19"/>
                 <w:szCs w:val="19"/>
               </w:rPr>
-              <w:t xml:space="preserve">3.2</w:t>
+              <w:t xml:space="preserve">4.2</w:t>
             </w:r>
           </w:p>
         </w:tc>
@@ -3950,7 +3950,7 @@
                 <w:sz w:val="19"/>
                 <w:szCs w:val="19"/>
               </w:rPr>
-              <w:t xml:space="preserve">3.3</w:t>
+              <w:t xml:space="preserve">4.3</w:t>
             </w:r>
           </w:p>
         </w:tc>
@@ -4080,7 +4080,7 @@
                 <w:sz w:val="19"/>
                 <w:szCs w:val="19"/>
               </w:rPr>
-              <w:t xml:space="preserve">3.4</w:t>
+              <w:t xml:space="preserve">4.4</w:t>
             </w:r>
           </w:p>
         </w:tc>
@@ -4210,7 +4210,7 @@
                 <w:sz w:val="19"/>
                 <w:szCs w:val="19"/>
               </w:rPr>
-              <w:t xml:space="preserve">3.5</w:t>
+              <w:t xml:space="preserve">4.5</w:t>
             </w:r>
           </w:p>
         </w:tc>
@@ -4340,7 +4340,7 @@
                 <w:sz w:val="19"/>
                 <w:szCs w:val="19"/>
               </w:rPr>
-              <w:t xml:space="preserve">3.6</w:t>
+              <w:t xml:space="preserve">4.6</w:t>
             </w:r>
           </w:p>
         </w:tc>
@@ -4470,7 +4470,7 @@
                 <w:sz w:val="19"/>
                 <w:szCs w:val="19"/>
               </w:rPr>
-              <w:t xml:space="preserve">3.7</w:t>
+              <w:t xml:space="preserve">4.7</w:t>
             </w:r>
           </w:p>
         </w:tc>
@@ -4600,7 +4600,7 @@
                 <w:sz w:val="19"/>
                 <w:szCs w:val="19"/>
               </w:rPr>
-              <w:t xml:space="preserve">3.8</w:t>
+              <w:t xml:space="preserve">4.8</w:t>
             </w:r>
           </w:p>
         </w:tc>
@@ -4729,7 +4729,7 @@
           <w:sz w:val="28"/>
           <w:szCs w:val="28"/>
         </w:rPr>
-        <w:t xml:space="preserve">五、阶段 4：规模外推与真实拓扑（第 6 周）</w:t>
+        <w:t xml:space="preserve">五、阶段五：规模外推与真实拓扑（第 6 周）</w:t>
       </w:r>
     </w:p>
     <w:tbl>
@@ -4950,7 +4950,7 @@
                 <w:sz w:val="19"/>
                 <w:szCs w:val="19"/>
               </w:rPr>
-              <w:t xml:space="preserve">4.1</w:t>
+              <w:t xml:space="preserve">5.1</w:t>
             </w:r>
           </w:p>
         </w:tc>
@@ -5112,7 +5112,7 @@
                 <w:sz w:val="19"/>
                 <w:szCs w:val="19"/>
               </w:rPr>
-              <w:t xml:space="preserve">4.2</w:t>
+              <w:t xml:space="preserve">5.2</w:t>
             </w:r>
           </w:p>
         </w:tc>
@@ -5274,7 +5274,7 @@
                 <w:sz w:val="19"/>
                 <w:szCs w:val="19"/>
               </w:rPr>
-              <w:t xml:space="preserve">4.3</w:t>
+              <w:t xml:space="preserve">5.3</w:t>
             </w:r>
           </w:p>
         </w:tc>
@@ -5436,7 +5436,7 @@
                 <w:sz w:val="19"/>
                 <w:szCs w:val="19"/>
               </w:rPr>
-              <w:t xml:space="preserve">4.4</w:t>
+              <w:t xml:space="preserve">5.4</w:t>
             </w:r>
           </w:p>
         </w:tc>
@@ -5583,7 +5583,7 @@
           <w:sz w:val="28"/>
           <w:szCs w:val="28"/>
         </w:rPr>
-        <w:t xml:space="preserve">六、阶段 5：论文写作（第 7 到 8 周）</w:t>
+        <w:t xml:space="preserve">六、阶段六：论文写作（第 7 到 8 周）</w:t>
       </w:r>
     </w:p>
     <w:tbl>
@@ -5800,7 +5800,7 @@
                 <w:sz w:val="19"/>
                 <w:szCs w:val="19"/>
               </w:rPr>
-              <w:t xml:space="preserve">阶段 0</w:t>
+              <w:t xml:space="preserve">阶段一</w:t>
             </w:r>
           </w:p>
         </w:tc>
@@ -5898,7 +5898,7 @@
                 <w:sz w:val="19"/>
                 <w:szCs w:val="19"/>
               </w:rPr>
-              <w:t xml:space="preserve">阶段 1、2</w:t>
+              <w:t xml:space="preserve">阶段二、2</w:t>
             </w:r>
           </w:p>
         </w:tc>
@@ -5996,7 +5996,7 @@
                 <w:sz w:val="19"/>
                 <w:szCs w:val="19"/>
               </w:rPr>
-              <w:t xml:space="preserve">阶段 0、2</w:t>
+              <w:t xml:space="preserve">阶段一、2</w:t>
             </w:r>
           </w:p>
         </w:tc>
@@ -6094,7 +6094,7 @@
                 <w:sz w:val="19"/>
                 <w:szCs w:val="19"/>
               </w:rPr>
-              <w:t xml:space="preserve">阶段 2</w:t>
+              <w:t xml:space="preserve">阶段三</w:t>
             </w:r>
           </w:p>
         </w:tc>
@@ -6160,7 +6160,7 @@
                 <w:sz w:val="19"/>
                 <w:szCs w:val="19"/>
               </w:rPr>
-              <w:t xml:space="preserve">3.1 到 3.8</w:t>
+              <w:t xml:space="preserve">4.1 到 4.8</w:t>
             </w:r>
           </w:p>
         </w:tc>
@@ -6192,7 +6192,7 @@
                 <w:sz w:val="19"/>
                 <w:szCs w:val="19"/>
               </w:rPr>
-              <w:t xml:space="preserve">阶段 3</w:t>
+              <w:t xml:space="preserve">阶段四</w:t>
             </w:r>
           </w:p>
         </w:tc>
@@ -6258,7 +6258,7 @@
                 <w:sz w:val="19"/>
                 <w:szCs w:val="19"/>
               </w:rPr>
-              <w:t xml:space="preserve">4.1 到 4.3，时间剖析</w:t>
+              <w:t xml:space="preserve">5.1 到 5.3，时间剖析</w:t>
             </w:r>
           </w:p>
         </w:tc>
@@ -6290,7 +6290,7 @@
                 <w:sz w:val="19"/>
                 <w:szCs w:val="19"/>
               </w:rPr>
-              <w:t xml:space="preserve">阶段 4</w:t>
+              <w:t xml:space="preserve">阶段五</w:t>
             </w:r>
           </w:p>
         </w:tc>
@@ -6592,7 +6592,7 @@
                 <w:sz w:val="19"/>
                 <w:szCs w:val="19"/>
               </w:rPr>
-              <w:t xml:space="preserve">0.2、0.3、0.5 脚本与分析</w:t>
+              <w:t xml:space="preserve">1.2、1.3、1.5 脚本与分析</w:t>
             </w:r>
           </w:p>
         </w:tc>
@@ -6624,7 +6624,7 @@
                 <w:sz w:val="19"/>
                 <w:szCs w:val="19"/>
               </w:rPr>
-              <w:t xml:space="preserve">0.1 数据交付；0.4 在本地跑 SCIP（需 SCIP 环境）</w:t>
+              <w:t xml:space="preserve">1.1 数据交付；1.4 在本地跑 SCIP（需 SCIP 环境）</w:t>
             </w:r>
           </w:p>
         </w:tc>
@@ -6690,7 +6690,7 @@
                 <w:sz w:val="19"/>
                 <w:szCs w:val="19"/>
               </w:rPr>
-              <w:t xml:space="preserve">1.1 到 1.5 代码</w:t>
+              <w:t xml:space="preserve">2.1 到 2.5 代码</w:t>
             </w:r>
           </w:p>
         </w:tc>
@@ -6722,7 +6722,7 @@
                 <w:sz w:val="19"/>
                 <w:szCs w:val="19"/>
               </w:rPr>
-              <w:t xml:space="preserve">1.6 联调运行并回传日志</w:t>
+              <w:t xml:space="preserve">2.6 联调运行并回传日志</w:t>
             </w:r>
           </w:p>
         </w:tc>
@@ -6788,7 +6788,7 @@
                 <w:sz w:val="19"/>
                 <w:szCs w:val="19"/>
               </w:rPr>
-              <w:t xml:space="preserve">2.1、2.2 脚本；分析 2.3、2.4</w:t>
+              <w:t xml:space="preserve">3.1、3.2 脚本；分析 3.3、3.4</w:t>
             </w:r>
           </w:p>
         </w:tc>
@@ -6820,7 +6820,7 @@
                 <w:sz w:val="19"/>
                 <w:szCs w:val="19"/>
               </w:rPr>
-              <w:t xml:space="preserve">2.1 跑轨迹生成；2.5、2.6 训练（GPU 或多核）</w:t>
+              <w:t xml:space="preserve">3.1 跑轨迹生成；3.5、3.6 训练（GPU 或多核）</w:t>
             </w:r>
           </w:p>
         </w:tc>
@@ -6984,7 +6984,7 @@
                 <w:sz w:val="19"/>
                 <w:szCs w:val="19"/>
               </w:rPr>
-              <w:t xml:space="preserve">4.2、4.3 数据准备与分析</w:t>
+              <w:t xml:space="preserve">5.2、5.3 数据准备与分析</w:t>
             </w:r>
           </w:p>
         </w:tc>
@@ -7016,7 +7016,7 @@
                 <w:sz w:val="19"/>
                 <w:szCs w:val="19"/>
               </w:rPr>
-              <w:t xml:space="preserve">4.1、4.4 运行</w:t>
+              <w:t xml:space="preserve">5.1、5.4 运行</w:t>
             </w:r>
           </w:p>
         </w:tc>
@@ -7332,7 +7332,7 @@
                 <w:sz w:val="19"/>
                 <w:szCs w:val="19"/>
               </w:rPr>
-              <w:t xml:space="preserve">2.3 中 S Gap 高于 qp_round</w:t>
+              <w:t xml:space="preserve">3.3 中 S Gap 高于 qp_round</w:t>
             </w:r>
           </w:p>
         </w:tc>
@@ -7528,7 +7528,7 @@
                 <w:sz w:val="19"/>
                 <w:szCs w:val="19"/>
               </w:rPr>
-              <w:t xml:space="preserve">2.6 均值差大于 0.005</w:t>
+              <w:t xml:space="preserve">3.6 均值差大于 0.005</w:t>
             </w:r>
           </w:p>
         </w:tc>
@@ -7793,7 +7793,7 @@
           <w:sz w:val="21"/>
           <w:szCs w:val="21"/>
         </w:rPr>
-        <w:t xml:space="preserve">王老师交付 0.1 的三组实例文件和 paired_scenarios.csv。</w:t>
+        <w:t xml:space="preserve">王老师交付 1.1 的三组实例文件和 paired_scenarios.csv。</w:t>
       </w:r>
     </w:p>
     <w:p>
@@ -7829,7 +7829,7 @@
           <w:sz w:val="21"/>
           <w:szCs w:val="21"/>
         </w:rPr>
-        <w:t xml:space="preserve">我把 baselines.py 改成读取目录版本，并写 eval_solution.py 和配对脚本，数据到手当天出 0.5 的结论。</w:t>
+        <w:t xml:space="preserve">我把 baselines.py 改成读取目录版本，并写 eval_solution.py 和配对脚本，数据到手当天出 1.5 的结论。</w:t>
       </w:r>
     </w:p>
     <w:sectPr>

--- a/deliverables/论文执行路线_可执行版.docx
+++ b/deliverables/论文执行路线_可执行版.docx
@@ -59,7 +59,7 @@
           <w:sz w:val="21"/>
           <w:szCs w:val="21"/>
         </w:rPr>
-        <w:t xml:space="preserve">本路线按阶段编号，每个任务写明改哪个文件、跑什么命令、产出什么文件、通过什么数值才算完成。每个阶段末尾有决策点，决策点不通过不进入下一阶段。所有脚本输出到 console，结果文件统一放 results/ 目录，每次运行记录命令、种子和 git 提交号。工时按一人全职估计。</w:t>
+        <w:t xml:space="preserve">本路线按阶段编号，每个任务写明改哪个文件、跑什么命令、产出什么文件、通过什么数值才算完成。每个阶段末尾有决策点，决策点不通过不进入下一阶段。所有脚本输出到 console，结果文件统一放 results/ 目录，每次运行记录命令、种子和代码版本号。工时按一人全职估计。分工按两个角色写：A 为方法与分析，B 为数据与运行（论文作者）；一人承担两角色时按顺序执行。</w:t>
       </w:r>
     </w:p>
     <w:p>
@@ -6493,7 +6493,7 @@
                 <w:sz w:val="19"/>
                 <w:szCs w:val="19"/>
               </w:rPr>
-              <w:t xml:space="preserve">我</w:t>
+              <w:t xml:space="preserve">方法与分析（A 角色）</w:t>
             </w:r>
           </w:p>
         </w:tc>
@@ -6526,7 +6526,7 @@
                 <w:sz w:val="19"/>
                 <w:szCs w:val="19"/>
               </w:rPr>
-              <w:t xml:space="preserve">王老师</w:t>
+              <w:t xml:space="preserve">数据与运行（B 角色，论文作者）</w:t>
             </w:r>
           </w:p>
         </w:tc>
@@ -7131,7 +7131,7 @@
           <w:sz w:val="21"/>
           <w:szCs w:val="21"/>
         </w:rPr>
-        <w:t xml:space="preserve">每次运行回传三样：命令、console 完整输出、结果 CSV。我不在本地运行训练，只做脚本、分析与写作。</w:t>
+        <w:t xml:space="preserve">角色说明：A 负责脚本、分析与方法章节写作，不在本地运行训练；B 负责数据、环境与全部训练运行。B 每次运行回传三样：命令、console 完整输出、结果 CSV。</w:t>
       </w:r>
     </w:p>
     <w:p>
@@ -7793,7 +7793,7 @@
           <w:sz w:val="21"/>
           <w:szCs w:val="21"/>
         </w:rPr>
-        <w:t xml:space="preserve">王老师交付 1.1 的三组实例文件和 paired_scenarios.csv。</w:t>
+        <w:t xml:space="preserve">B 交付 1.1 的三组实例文件和 paired_scenarios.csv。</w:t>
       </w:r>
     </w:p>
     <w:p>
@@ -7811,7 +7811,7 @@
           <w:sz w:val="21"/>
           <w:szCs w:val="21"/>
         </w:rPr>
-        <w:t xml:space="preserve">王老师在本地确认 SCIP、Pyomo、PySCIPOpt 环境可用，跑一个实例的 benchmark_lexicographic.py 回传输出。</w:t>
+        <w:t xml:space="preserve">B 在本地确认 SCIP、Pyomo、PySCIPOpt 环境可用，跑一个实例的 benchmark_lexicographic.py 回传输出。</w:t>
       </w:r>
     </w:p>
     <w:p>
@@ -7829,7 +7829,7 @@
           <w:sz w:val="21"/>
           <w:szCs w:val="21"/>
         </w:rPr>
-        <w:t xml:space="preserve">我把 baselines.py 改成读取目录版本，并写 eval_solution.py 和配对脚本，数据到手当天出 1.5 的结论。</w:t>
+        <w:t xml:space="preserve">A 把 baselines.py 改成读取目录版本，并写 eval_solution.py 和配对脚本，数据到手当天出 1.5 的结论。</w:t>
       </w:r>
     </w:p>
     <w:sectPr>

--- a/deliverables/论文执行路线_可执行版.docx
+++ b/deliverables/论文执行路线_可执行版.docx
@@ -1103,7 +1103,7 @@
           <w:sz w:val="21"/>
           <w:szCs w:val="21"/>
         </w:rPr>
-        <w:t xml:space="preserve">决策点一：若 qp_diving 在 dev180 上 S 与 J 均显著优于 w/o Diff，则进入阶段二，论文叙事定为"用学习替代逐步重解"。若 w/o Diff 已不差于 qp_diving，则改为阶段二 的备选叙事"松弛特征增强现有 RL"，后续任务不变但成立条件改为 2.4 的 B 组。</w:t>
+        <w:t xml:space="preserve">决策点一：若 qp_diving 在 dev180 上 S 与 J 均显著优于 w/o Diff，则进入阶段二，研究主线定为"用学习替代逐步重解"。若 w/o Diff 已不差于 qp_diving，则研究主线改为"松弛特征增强现有 RL"，后续任务不变，成立条件改为决策点三的第二组标准。</w:t>
       </w:r>
     </w:p>
     <w:p>
@@ -5564,7 +5564,7 @@
                 <w:sz w:val="19"/>
                 <w:szCs w:val="19"/>
               </w:rPr>
-              <w:t xml:space="preserve">用于论文速度分析与审稿人质疑的回应</w:t>
+              <w:t xml:space="preserve">用于论文速度分析与公平性说明</w:t>
             </w:r>
           </w:p>
         </w:tc>
@@ -7114,7 +7114,7 @@
                 <w:sz w:val="19"/>
                 <w:szCs w:val="19"/>
               </w:rPr>
-              <w:t xml:space="preserve">模型、引言、相关工作初稿；与导师对齐</w:t>
+              <w:t xml:space="preserve">模型、引言、相关工作初稿；统一术语与口径</w:t>
             </w:r>
           </w:p>
         </w:tc>
@@ -7147,7 +7147,7 @@
           <w:sz w:val="28"/>
           <w:szCs w:val="28"/>
         </w:rPr>
-        <w:t xml:space="preserve">八、风险与应对</w:t>
+        <w:t xml:space="preserve">八、异常情况与处理</w:t>
       </w:r>
     </w:p>
     <w:tbl>
@@ -7200,7 +7200,7 @@
                 <w:sz w:val="19"/>
                 <w:szCs w:val="19"/>
               </w:rPr>
-              <w:t xml:space="preserve">风险</w:t>
+              <w:t xml:space="preserve">情况</w:t>
             </w:r>
           </w:p>
         </w:tc>
@@ -7266,7 +7266,7 @@
                 <w:sz w:val="19"/>
                 <w:szCs w:val="19"/>
               </w:rPr>
-              <w:t xml:space="preserve">应对</w:t>
+              <w:t xml:space="preserve">处理</w:t>
             </w:r>
           </w:p>
         </w:tc>

--- a/deliverables/论文执行路线_可执行版.docx
+++ b/deliverables/论文执行路线_可执行版.docx
@@ -12,6 +12,7 @@
           <w:rFonts w:ascii="Times New Roman" w:cs="Times New Roman" w:eastAsia="SimSun" w:hAnsi="Times New Roman"/>
           <w:b/>
           <w:bCs/>
+          <w:color w:val="000000"/>
           <w:sz w:val="32"/>
           <w:szCs w:val="32"/>
         </w:rPr>
@@ -26,6 +27,7 @@
       <w:r>
         <w:rPr>
           <w:rFonts w:ascii="Times New Roman" w:cs="Times New Roman" w:eastAsia="SimSun" w:hAnsi="Times New Roman"/>
+          <w:color w:val="000000"/>
           <w:sz w:val="21"/>
           <w:szCs w:val="21"/>
         </w:rPr>
@@ -42,6 +44,7 @@
           <w:rFonts w:ascii="Times New Roman" w:cs="Times New Roman" w:eastAsia="SimSun" w:hAnsi="Times New Roman"/>
           <w:b/>
           <w:bCs/>
+          <w:color w:val="000000"/>
           <w:sz w:val="28"/>
           <w:szCs w:val="28"/>
         </w:rPr>
@@ -56,6 +59,7 @@
       <w:r>
         <w:rPr>
           <w:rFonts w:ascii="Times New Roman" w:cs="Times New Roman" w:eastAsia="SimSun" w:hAnsi="Times New Roman"/>
+          <w:color w:val="000000"/>
           <w:sz w:val="21"/>
           <w:szCs w:val="21"/>
         </w:rPr>
@@ -70,6 +74,7 @@
       <w:r>
         <w:rPr>
           <w:rFonts w:ascii="Times New Roman" w:cs="Times New Roman" w:eastAsia="SimSun" w:hAnsi="Times New Roman"/>
+          <w:color w:val="000000"/>
           <w:sz w:val="21"/>
           <w:szCs w:val="21"/>
         </w:rPr>
@@ -86,6 +91,7 @@
           <w:rFonts w:ascii="Times New Roman" w:cs="Times New Roman" w:eastAsia="SimSun" w:hAnsi="Times New Roman"/>
           <w:b/>
           <w:bCs/>
+          <w:color w:val="000000"/>
           <w:sz w:val="28"/>
           <w:szCs w:val="28"/>
         </w:rPr>
@@ -141,6 +147,7 @@
                 <w:rFonts w:ascii="Times New Roman" w:cs="Times New Roman" w:eastAsia="SimSun" w:hAnsi="Times New Roman"/>
                 <w:b/>
                 <w:bCs/>
+                <w:color w:val="000000"/>
                 <w:sz w:val="19"/>
                 <w:szCs w:val="19"/>
               </w:rPr>
@@ -174,6 +181,7 @@
                 <w:rFonts w:ascii="Times New Roman" w:cs="Times New Roman" w:eastAsia="SimSun" w:hAnsi="Times New Roman"/>
                 <w:b/>
                 <w:bCs/>
+                <w:color w:val="000000"/>
                 <w:sz w:val="19"/>
                 <w:szCs w:val="19"/>
               </w:rPr>
@@ -207,6 +215,7 @@
                 <w:rFonts w:ascii="Times New Roman" w:cs="Times New Roman" w:eastAsia="SimSun" w:hAnsi="Times New Roman"/>
                 <w:b/>
                 <w:bCs/>
+                <w:color w:val="000000"/>
                 <w:sz w:val="19"/>
                 <w:szCs w:val="19"/>
               </w:rPr>
@@ -240,6 +249,7 @@
                 <w:rFonts w:ascii="Times New Roman" w:cs="Times New Roman" w:eastAsia="SimSun" w:hAnsi="Times New Roman"/>
                 <w:b/>
                 <w:bCs/>
+                <w:color w:val="000000"/>
                 <w:sz w:val="19"/>
                 <w:szCs w:val="19"/>
               </w:rPr>
@@ -273,6 +283,7 @@
                 <w:rFonts w:ascii="Times New Roman" w:cs="Times New Roman" w:eastAsia="SimSun" w:hAnsi="Times New Roman"/>
                 <w:b/>
                 <w:bCs/>
+                <w:color w:val="000000"/>
                 <w:sz w:val="19"/>
                 <w:szCs w:val="19"/>
               </w:rPr>
@@ -307,6 +318,7 @@
                 <w:rFonts w:ascii="Times New Roman" w:cs="Times New Roman" w:eastAsia="SimSun" w:hAnsi="Times New Roman"/>
                 <w:b w:val="false"/>
                 <w:bCs w:val="false"/>
+                <w:color w:val="000000"/>
                 <w:sz w:val="19"/>
                 <w:szCs w:val="19"/>
               </w:rPr>
@@ -339,6 +351,7 @@
                 <w:rFonts w:ascii="Times New Roman" w:cs="Times New Roman" w:eastAsia="SimSun" w:hAnsi="Times New Roman"/>
                 <w:b w:val="false"/>
                 <w:bCs w:val="false"/>
+                <w:color w:val="000000"/>
                 <w:sz w:val="19"/>
                 <w:szCs w:val="19"/>
               </w:rPr>
@@ -371,6 +384,7 @@
                 <w:rFonts w:ascii="Times New Roman" w:cs="Times New Roman" w:eastAsia="SimSun" w:hAnsi="Times New Roman"/>
                 <w:b w:val="false"/>
                 <w:bCs w:val="false"/>
+                <w:color w:val="000000"/>
                 <w:sz w:val="19"/>
                 <w:szCs w:val="19"/>
               </w:rPr>
@@ -403,6 +417,7 @@
                 <w:rFonts w:ascii="Times New Roman" w:cs="Times New Roman" w:eastAsia="SimSun" w:hAnsi="Times New Roman"/>
                 <w:b w:val="false"/>
                 <w:bCs w:val="false"/>
+                <w:color w:val="000000"/>
                 <w:sz w:val="19"/>
                 <w:szCs w:val="19"/>
               </w:rPr>
@@ -435,6 +450,7 @@
                 <w:rFonts w:ascii="Times New Roman" w:cs="Times New Roman" w:eastAsia="SimSun" w:hAnsi="Times New Roman"/>
                 <w:b w:val="false"/>
                 <w:bCs w:val="false"/>
+                <w:color w:val="000000"/>
                 <w:sz w:val="19"/>
                 <w:szCs w:val="19"/>
               </w:rPr>
@@ -469,6 +485,7 @@
                 <w:rFonts w:ascii="Times New Roman" w:cs="Times New Roman" w:eastAsia="SimSun" w:hAnsi="Times New Roman"/>
                 <w:b w:val="false"/>
                 <w:bCs w:val="false"/>
+                <w:color w:val="000000"/>
                 <w:sz w:val="19"/>
                 <w:szCs w:val="19"/>
               </w:rPr>
@@ -501,6 +518,7 @@
                 <w:rFonts w:ascii="Times New Roman" w:cs="Times New Roman" w:eastAsia="SimSun" w:hAnsi="Times New Roman"/>
                 <w:b w:val="false"/>
                 <w:bCs w:val="false"/>
+                <w:color w:val="000000"/>
                 <w:sz w:val="19"/>
                 <w:szCs w:val="19"/>
               </w:rPr>
@@ -533,6 +551,7 @@
                 <w:rFonts w:ascii="Times New Roman" w:cs="Times New Roman" w:eastAsia="SimSun" w:hAnsi="Times New Roman"/>
                 <w:b w:val="false"/>
                 <w:bCs w:val="false"/>
+                <w:color w:val="000000"/>
                 <w:sz w:val="19"/>
                 <w:szCs w:val="19"/>
               </w:rPr>
@@ -565,6 +584,7 @@
                 <w:rFonts w:ascii="Times New Roman" w:cs="Times New Roman" w:eastAsia="SimSun" w:hAnsi="Times New Roman"/>
                 <w:b w:val="false"/>
                 <w:bCs w:val="false"/>
+                <w:color w:val="000000"/>
                 <w:sz w:val="19"/>
                 <w:szCs w:val="19"/>
               </w:rPr>
@@ -597,6 +617,7 @@
                 <w:rFonts w:ascii="Times New Roman" w:cs="Times New Roman" w:eastAsia="SimSun" w:hAnsi="Times New Roman"/>
                 <w:b w:val="false"/>
                 <w:bCs w:val="false"/>
+                <w:color w:val="000000"/>
                 <w:sz w:val="19"/>
                 <w:szCs w:val="19"/>
               </w:rPr>
@@ -631,6 +652,7 @@
                 <w:rFonts w:ascii="Times New Roman" w:cs="Times New Roman" w:eastAsia="SimSun" w:hAnsi="Times New Roman"/>
                 <w:b w:val="false"/>
                 <w:bCs w:val="false"/>
+                <w:color w:val="000000"/>
                 <w:sz w:val="19"/>
                 <w:szCs w:val="19"/>
               </w:rPr>
@@ -663,6 +685,7 @@
                 <w:rFonts w:ascii="Times New Roman" w:cs="Times New Roman" w:eastAsia="SimSun" w:hAnsi="Times New Roman"/>
                 <w:b w:val="false"/>
                 <w:bCs w:val="false"/>
+                <w:color w:val="000000"/>
                 <w:sz w:val="19"/>
                 <w:szCs w:val="19"/>
               </w:rPr>
@@ -695,6 +718,7 @@
                 <w:rFonts w:ascii="Times New Roman" w:cs="Times New Roman" w:eastAsia="SimSun" w:hAnsi="Times New Roman"/>
                 <w:b w:val="false"/>
                 <w:bCs w:val="false"/>
+                <w:color w:val="000000"/>
                 <w:sz w:val="19"/>
                 <w:szCs w:val="19"/>
               </w:rPr>
@@ -727,6 +751,7 @@
                 <w:rFonts w:ascii="Times New Roman" w:cs="Times New Roman" w:eastAsia="SimSun" w:hAnsi="Times New Roman"/>
                 <w:b w:val="false"/>
                 <w:bCs w:val="false"/>
+                <w:color w:val="000000"/>
                 <w:sz w:val="19"/>
                 <w:szCs w:val="19"/>
               </w:rPr>
@@ -759,6 +784,7 @@
                 <w:rFonts w:ascii="Times New Roman" w:cs="Times New Roman" w:eastAsia="SimSun" w:hAnsi="Times New Roman"/>
                 <w:b w:val="false"/>
                 <w:bCs w:val="false"/>
+                <w:color w:val="000000"/>
                 <w:sz w:val="19"/>
                 <w:szCs w:val="19"/>
               </w:rPr>
@@ -793,6 +819,7 @@
                 <w:rFonts w:ascii="Times New Roman" w:cs="Times New Roman" w:eastAsia="SimSun" w:hAnsi="Times New Roman"/>
                 <w:b w:val="false"/>
                 <w:bCs w:val="false"/>
+                <w:color w:val="000000"/>
                 <w:sz w:val="19"/>
                 <w:szCs w:val="19"/>
               </w:rPr>
@@ -825,6 +852,7 @@
                 <w:rFonts w:ascii="Times New Roman" w:cs="Times New Roman" w:eastAsia="SimSun" w:hAnsi="Times New Roman"/>
                 <w:b w:val="false"/>
                 <w:bCs w:val="false"/>
+                <w:color w:val="000000"/>
                 <w:sz w:val="19"/>
                 <w:szCs w:val="19"/>
               </w:rPr>
@@ -857,6 +885,7 @@
                 <w:rFonts w:ascii="Times New Roman" w:cs="Times New Roman" w:eastAsia="SimSun" w:hAnsi="Times New Roman"/>
                 <w:b w:val="false"/>
                 <w:bCs w:val="false"/>
+                <w:color w:val="000000"/>
                 <w:sz w:val="19"/>
                 <w:szCs w:val="19"/>
               </w:rPr>
@@ -889,6 +918,7 @@
                 <w:rFonts w:ascii="Times New Roman" w:cs="Times New Roman" w:eastAsia="SimSun" w:hAnsi="Times New Roman"/>
                 <w:b w:val="false"/>
                 <w:bCs w:val="false"/>
+                <w:color w:val="000000"/>
                 <w:sz w:val="19"/>
                 <w:szCs w:val="19"/>
               </w:rPr>
@@ -921,6 +951,7 @@
                 <w:rFonts w:ascii="Times New Roman" w:cs="Times New Roman" w:eastAsia="SimSun" w:hAnsi="Times New Roman"/>
                 <w:b w:val="false"/>
                 <w:bCs w:val="false"/>
+                <w:color w:val="000000"/>
                 <w:sz w:val="19"/>
                 <w:szCs w:val="19"/>
               </w:rPr>
@@ -955,6 +986,7 @@
                 <w:rFonts w:ascii="Times New Roman" w:cs="Times New Roman" w:eastAsia="SimSun" w:hAnsi="Times New Roman"/>
                 <w:b w:val="false"/>
                 <w:bCs w:val="false"/>
+                <w:color w:val="000000"/>
                 <w:sz w:val="19"/>
                 <w:szCs w:val="19"/>
               </w:rPr>
@@ -987,6 +1019,7 @@
                 <w:rFonts w:ascii="Times New Roman" w:cs="Times New Roman" w:eastAsia="SimSun" w:hAnsi="Times New Roman"/>
                 <w:b w:val="false"/>
                 <w:bCs w:val="false"/>
+                <w:color w:val="000000"/>
                 <w:sz w:val="19"/>
                 <w:szCs w:val="19"/>
               </w:rPr>
@@ -1019,6 +1052,7 @@
                 <w:rFonts w:ascii="Times New Roman" w:cs="Times New Roman" w:eastAsia="SimSun" w:hAnsi="Times New Roman"/>
                 <w:b w:val="false"/>
                 <w:bCs w:val="false"/>
+                <w:color w:val="000000"/>
                 <w:sz w:val="19"/>
                 <w:szCs w:val="19"/>
               </w:rPr>
@@ -1051,6 +1085,7 @@
                 <w:rFonts w:ascii="Times New Roman" w:cs="Times New Roman" w:eastAsia="SimSun" w:hAnsi="Times New Roman"/>
                 <w:b w:val="false"/>
                 <w:bCs w:val="false"/>
+                <w:color w:val="000000"/>
                 <w:sz w:val="19"/>
                 <w:szCs w:val="19"/>
               </w:rPr>
@@ -1083,6 +1118,7 @@
                 <w:rFonts w:ascii="Times New Roman" w:cs="Times New Roman" w:eastAsia="SimSun" w:hAnsi="Times New Roman"/>
                 <w:b w:val="false"/>
                 <w:bCs w:val="false"/>
+                <w:color w:val="000000"/>
                 <w:sz w:val="19"/>
                 <w:szCs w:val="19"/>
               </w:rPr>
@@ -1100,6 +1136,7 @@
       <w:r>
         <w:rPr>
           <w:rFonts w:ascii="Times New Roman" w:cs="Times New Roman" w:eastAsia="SimSun" w:hAnsi="Times New Roman"/>
+          <w:color w:val="000000"/>
           <w:sz w:val="21"/>
           <w:szCs w:val="21"/>
         </w:rPr>
@@ -1116,6 +1153,7 @@
           <w:rFonts w:ascii="Times New Roman" w:cs="Times New Roman" w:eastAsia="SimSun" w:hAnsi="Times New Roman"/>
           <w:b/>
           <w:bCs/>
+          <w:color w:val="000000"/>
           <w:sz w:val="28"/>
           <w:szCs w:val="28"/>
         </w:rPr>
@@ -1171,6 +1209,7 @@
                 <w:rFonts w:ascii="Times New Roman" w:cs="Times New Roman" w:eastAsia="SimSun" w:hAnsi="Times New Roman"/>
                 <w:b/>
                 <w:bCs/>
+                <w:color w:val="000000"/>
                 <w:sz w:val="19"/>
                 <w:szCs w:val="19"/>
               </w:rPr>
@@ -1204,6 +1243,7 @@
                 <w:rFonts w:ascii="Times New Roman" w:cs="Times New Roman" w:eastAsia="SimSun" w:hAnsi="Times New Roman"/>
                 <w:b/>
                 <w:bCs/>
+                <w:color w:val="000000"/>
                 <w:sz w:val="19"/>
                 <w:szCs w:val="19"/>
               </w:rPr>
@@ -1237,6 +1277,7 @@
                 <w:rFonts w:ascii="Times New Roman" w:cs="Times New Roman" w:eastAsia="SimSun" w:hAnsi="Times New Roman"/>
                 <w:b/>
                 <w:bCs/>
+                <w:color w:val="000000"/>
                 <w:sz w:val="19"/>
                 <w:szCs w:val="19"/>
               </w:rPr>
@@ -1270,6 +1311,7 @@
                 <w:rFonts w:ascii="Times New Roman" w:cs="Times New Roman" w:eastAsia="SimSun" w:hAnsi="Times New Roman"/>
                 <w:b/>
                 <w:bCs/>
+                <w:color w:val="000000"/>
                 <w:sz w:val="19"/>
                 <w:szCs w:val="19"/>
               </w:rPr>
@@ -1303,6 +1345,7 @@
                 <w:rFonts w:ascii="Times New Roman" w:cs="Times New Roman" w:eastAsia="SimSun" w:hAnsi="Times New Roman"/>
                 <w:b/>
                 <w:bCs/>
+                <w:color w:val="000000"/>
                 <w:sz w:val="19"/>
                 <w:szCs w:val="19"/>
               </w:rPr>
@@ -1337,6 +1380,7 @@
                 <w:rFonts w:ascii="Times New Roman" w:cs="Times New Roman" w:eastAsia="SimSun" w:hAnsi="Times New Roman"/>
                 <w:b w:val="false"/>
                 <w:bCs w:val="false"/>
+                <w:color w:val="000000"/>
                 <w:sz w:val="19"/>
                 <w:szCs w:val="19"/>
               </w:rPr>
@@ -1369,6 +1413,7 @@
                 <w:rFonts w:ascii="Times New Roman" w:cs="Times New Roman" w:eastAsia="SimSun" w:hAnsi="Times New Roman"/>
                 <w:b w:val="false"/>
                 <w:bCs w:val="false"/>
+                <w:color w:val="000000"/>
                 <w:sz w:val="19"/>
                 <w:szCs w:val="19"/>
               </w:rPr>
@@ -1401,6 +1446,7 @@
                 <w:rFonts w:ascii="Times New Roman" w:cs="Times New Roman" w:eastAsia="SimSun" w:hAnsi="Times New Roman"/>
                 <w:b w:val="false"/>
                 <w:bCs w:val="false"/>
+                <w:color w:val="000000"/>
                 <w:sz w:val="19"/>
                 <w:szCs w:val="19"/>
               </w:rPr>
@@ -1433,6 +1479,7 @@
                 <w:rFonts w:ascii="Times New Roman" w:cs="Times New Roman" w:eastAsia="SimSun" w:hAnsi="Times New Roman"/>
                 <w:b w:val="false"/>
                 <w:bCs w:val="false"/>
+                <w:color w:val="000000"/>
                 <w:sz w:val="19"/>
                 <w:szCs w:val="19"/>
               </w:rPr>
@@ -1465,6 +1512,7 @@
                 <w:rFonts w:ascii="Times New Roman" w:cs="Times New Roman" w:eastAsia="SimSun" w:hAnsi="Times New Roman"/>
                 <w:b w:val="false"/>
                 <w:bCs w:val="false"/>
+                <w:color w:val="000000"/>
                 <w:sz w:val="19"/>
                 <w:szCs w:val="19"/>
               </w:rPr>
@@ -1499,6 +1547,7 @@
                 <w:rFonts w:ascii="Times New Roman" w:cs="Times New Roman" w:eastAsia="SimSun" w:hAnsi="Times New Roman"/>
                 <w:b w:val="false"/>
                 <w:bCs w:val="false"/>
+                <w:color w:val="000000"/>
                 <w:sz w:val="19"/>
                 <w:szCs w:val="19"/>
               </w:rPr>
@@ -1531,6 +1580,7 @@
                 <w:rFonts w:ascii="Times New Roman" w:cs="Times New Roman" w:eastAsia="SimSun" w:hAnsi="Times New Roman"/>
                 <w:b w:val="false"/>
                 <w:bCs w:val="false"/>
+                <w:color w:val="000000"/>
                 <w:sz w:val="19"/>
                 <w:szCs w:val="19"/>
               </w:rPr>
@@ -1563,6 +1613,7 @@
                 <w:rFonts w:ascii="Times New Roman" w:cs="Times New Roman" w:eastAsia="SimSun" w:hAnsi="Times New Roman"/>
                 <w:b w:val="false"/>
                 <w:bCs w:val="false"/>
+                <w:color w:val="000000"/>
                 <w:sz w:val="19"/>
                 <w:szCs w:val="19"/>
               </w:rPr>
@@ -1595,6 +1646,7 @@
                 <w:rFonts w:ascii="Times New Roman" w:cs="Times New Roman" w:eastAsia="SimSun" w:hAnsi="Times New Roman"/>
                 <w:b w:val="false"/>
                 <w:bCs w:val="false"/>
+                <w:color w:val="000000"/>
                 <w:sz w:val="19"/>
                 <w:szCs w:val="19"/>
               </w:rPr>
@@ -1627,6 +1679,7 @@
                 <w:rFonts w:ascii="Times New Roman" w:cs="Times New Roman" w:eastAsia="SimSun" w:hAnsi="Times New Roman"/>
                 <w:b w:val="false"/>
                 <w:bCs w:val="false"/>
+                <w:color w:val="000000"/>
                 <w:sz w:val="19"/>
                 <w:szCs w:val="19"/>
               </w:rPr>
@@ -1661,6 +1714,7 @@
                 <w:rFonts w:ascii="Times New Roman" w:cs="Times New Roman" w:eastAsia="SimSun" w:hAnsi="Times New Roman"/>
                 <w:b w:val="false"/>
                 <w:bCs w:val="false"/>
+                <w:color w:val="000000"/>
                 <w:sz w:val="19"/>
                 <w:szCs w:val="19"/>
               </w:rPr>
@@ -1693,6 +1747,7 @@
                 <w:rFonts w:ascii="Times New Roman" w:cs="Times New Roman" w:eastAsia="SimSun" w:hAnsi="Times New Roman"/>
                 <w:b w:val="false"/>
                 <w:bCs w:val="false"/>
+                <w:color w:val="000000"/>
                 <w:sz w:val="19"/>
                 <w:szCs w:val="19"/>
               </w:rPr>
@@ -1725,6 +1780,7 @@
                 <w:rFonts w:ascii="Times New Roman" w:cs="Times New Roman" w:eastAsia="SimSun" w:hAnsi="Times New Roman"/>
                 <w:b w:val="false"/>
                 <w:bCs w:val="false"/>
+                <w:color w:val="000000"/>
                 <w:sz w:val="19"/>
                 <w:szCs w:val="19"/>
               </w:rPr>
@@ -1757,6 +1813,7 @@
                 <w:rFonts w:ascii="Times New Roman" w:cs="Times New Roman" w:eastAsia="SimSun" w:hAnsi="Times New Roman"/>
                 <w:b w:val="false"/>
                 <w:bCs w:val="false"/>
+                <w:color w:val="000000"/>
                 <w:sz w:val="19"/>
                 <w:szCs w:val="19"/>
               </w:rPr>
@@ -1789,6 +1846,7 @@
                 <w:rFonts w:ascii="Times New Roman" w:cs="Times New Roman" w:eastAsia="SimSun" w:hAnsi="Times New Roman"/>
                 <w:b w:val="false"/>
                 <w:bCs w:val="false"/>
+                <w:color w:val="000000"/>
                 <w:sz w:val="19"/>
                 <w:szCs w:val="19"/>
               </w:rPr>
@@ -1823,6 +1881,7 @@
                 <w:rFonts w:ascii="Times New Roman" w:cs="Times New Roman" w:eastAsia="SimSun" w:hAnsi="Times New Roman"/>
                 <w:b w:val="false"/>
                 <w:bCs w:val="false"/>
+                <w:color w:val="000000"/>
                 <w:sz w:val="19"/>
                 <w:szCs w:val="19"/>
               </w:rPr>
@@ -1855,6 +1914,7 @@
                 <w:rFonts w:ascii="Times New Roman" w:cs="Times New Roman" w:eastAsia="SimSun" w:hAnsi="Times New Roman"/>
                 <w:b w:val="false"/>
                 <w:bCs w:val="false"/>
+                <w:color w:val="000000"/>
                 <w:sz w:val="19"/>
                 <w:szCs w:val="19"/>
               </w:rPr>
@@ -1887,6 +1947,7 @@
                 <w:rFonts w:ascii="Times New Roman" w:cs="Times New Roman" w:eastAsia="SimSun" w:hAnsi="Times New Roman"/>
                 <w:b w:val="false"/>
                 <w:bCs w:val="false"/>
+                <w:color w:val="000000"/>
                 <w:sz w:val="19"/>
                 <w:szCs w:val="19"/>
               </w:rPr>
@@ -1919,6 +1980,7 @@
                 <w:rFonts w:ascii="Times New Roman" w:cs="Times New Roman" w:eastAsia="SimSun" w:hAnsi="Times New Roman"/>
                 <w:b w:val="false"/>
                 <w:bCs w:val="false"/>
+                <w:color w:val="000000"/>
                 <w:sz w:val="19"/>
                 <w:szCs w:val="19"/>
               </w:rPr>
@@ -1951,6 +2013,7 @@
                 <w:rFonts w:ascii="Times New Roman" w:cs="Times New Roman" w:eastAsia="SimSun" w:hAnsi="Times New Roman"/>
                 <w:b w:val="false"/>
                 <w:bCs w:val="false"/>
+                <w:color w:val="000000"/>
                 <w:sz w:val="19"/>
                 <w:szCs w:val="19"/>
               </w:rPr>
@@ -1985,6 +2048,7 @@
                 <w:rFonts w:ascii="Times New Roman" w:cs="Times New Roman" w:eastAsia="SimSun" w:hAnsi="Times New Roman"/>
                 <w:b w:val="false"/>
                 <w:bCs w:val="false"/>
+                <w:color w:val="000000"/>
                 <w:sz w:val="19"/>
                 <w:szCs w:val="19"/>
               </w:rPr>
@@ -2017,6 +2081,7 @@
                 <w:rFonts w:ascii="Times New Roman" w:cs="Times New Roman" w:eastAsia="SimSun" w:hAnsi="Times New Roman"/>
                 <w:b w:val="false"/>
                 <w:bCs w:val="false"/>
+                <w:color w:val="000000"/>
                 <w:sz w:val="19"/>
                 <w:szCs w:val="19"/>
               </w:rPr>
@@ -2049,6 +2114,7 @@
                 <w:rFonts w:ascii="Times New Roman" w:cs="Times New Roman" w:eastAsia="SimSun" w:hAnsi="Times New Roman"/>
                 <w:b w:val="false"/>
                 <w:bCs w:val="false"/>
+                <w:color w:val="000000"/>
                 <w:sz w:val="19"/>
                 <w:szCs w:val="19"/>
               </w:rPr>
@@ -2081,6 +2147,7 @@
                 <w:rFonts w:ascii="Times New Roman" w:cs="Times New Roman" w:eastAsia="SimSun" w:hAnsi="Times New Roman"/>
                 <w:b w:val="false"/>
                 <w:bCs w:val="false"/>
+                <w:color w:val="000000"/>
                 <w:sz w:val="19"/>
                 <w:szCs w:val="19"/>
               </w:rPr>
@@ -2113,6 +2180,7 @@
                 <w:rFonts w:ascii="Times New Roman" w:cs="Times New Roman" w:eastAsia="SimSun" w:hAnsi="Times New Roman"/>
                 <w:b w:val="false"/>
                 <w:bCs w:val="false"/>
+                <w:color w:val="000000"/>
                 <w:sz w:val="19"/>
                 <w:szCs w:val="19"/>
               </w:rPr>
@@ -2147,6 +2215,7 @@
                 <w:rFonts w:ascii="Times New Roman" w:cs="Times New Roman" w:eastAsia="SimSun" w:hAnsi="Times New Roman"/>
                 <w:b w:val="false"/>
                 <w:bCs w:val="false"/>
+                <w:color w:val="000000"/>
                 <w:sz w:val="19"/>
                 <w:szCs w:val="19"/>
               </w:rPr>
@@ -2179,6 +2248,7 @@
                 <w:rFonts w:ascii="Times New Roman" w:cs="Times New Roman" w:eastAsia="SimSun" w:hAnsi="Times New Roman"/>
                 <w:b w:val="false"/>
                 <w:bCs w:val="false"/>
+                <w:color w:val="000000"/>
                 <w:sz w:val="19"/>
                 <w:szCs w:val="19"/>
               </w:rPr>
@@ -2211,6 +2281,7 @@
                 <w:rFonts w:ascii="Times New Roman" w:cs="Times New Roman" w:eastAsia="SimSun" w:hAnsi="Times New Roman"/>
                 <w:b w:val="false"/>
                 <w:bCs w:val="false"/>
+                <w:color w:val="000000"/>
                 <w:sz w:val="19"/>
                 <w:szCs w:val="19"/>
               </w:rPr>
@@ -2243,6 +2314,7 @@
                 <w:rFonts w:ascii="Times New Roman" w:cs="Times New Roman" w:eastAsia="SimSun" w:hAnsi="Times New Roman"/>
                 <w:b w:val="false"/>
                 <w:bCs w:val="false"/>
+                <w:color w:val="000000"/>
                 <w:sz w:val="19"/>
                 <w:szCs w:val="19"/>
               </w:rPr>
@@ -2275,6 +2347,7 @@
                 <w:rFonts w:ascii="Times New Roman" w:cs="Times New Roman" w:eastAsia="SimSun" w:hAnsi="Times New Roman"/>
                 <w:b w:val="false"/>
                 <w:bCs w:val="false"/>
+                <w:color w:val="000000"/>
                 <w:sz w:val="19"/>
                 <w:szCs w:val="19"/>
               </w:rPr>
@@ -2292,6 +2365,7 @@
       <w:r>
         <w:rPr>
           <w:rFonts w:ascii="Times New Roman" w:cs="Times New Roman" w:eastAsia="SimSun" w:hAnsi="Times New Roman"/>
+          <w:color w:val="000000"/>
           <w:sz w:val="21"/>
           <w:szCs w:val="21"/>
         </w:rPr>
@@ -2308,6 +2382,7 @@
           <w:rFonts w:ascii="Times New Roman" w:cs="Times New Roman" w:eastAsia="SimSun" w:hAnsi="Times New Roman"/>
           <w:b/>
           <w:bCs/>
+          <w:color w:val="000000"/>
           <w:sz w:val="28"/>
           <w:szCs w:val="28"/>
         </w:rPr>
@@ -2363,6 +2438,7 @@
                 <w:rFonts w:ascii="Times New Roman" w:cs="Times New Roman" w:eastAsia="SimSun" w:hAnsi="Times New Roman"/>
                 <w:b/>
                 <w:bCs/>
+                <w:color w:val="000000"/>
                 <w:sz w:val="19"/>
                 <w:szCs w:val="19"/>
               </w:rPr>
@@ -2396,6 +2472,7 @@
                 <w:rFonts w:ascii="Times New Roman" w:cs="Times New Roman" w:eastAsia="SimSun" w:hAnsi="Times New Roman"/>
                 <w:b/>
                 <w:bCs/>
+                <w:color w:val="000000"/>
                 <w:sz w:val="19"/>
                 <w:szCs w:val="19"/>
               </w:rPr>
@@ -2429,6 +2506,7 @@
                 <w:rFonts w:ascii="Times New Roman" w:cs="Times New Roman" w:eastAsia="SimSun" w:hAnsi="Times New Roman"/>
                 <w:b/>
                 <w:bCs/>
+                <w:color w:val="000000"/>
                 <w:sz w:val="19"/>
                 <w:szCs w:val="19"/>
               </w:rPr>
@@ -2462,6 +2540,7 @@
                 <w:rFonts w:ascii="Times New Roman" w:cs="Times New Roman" w:eastAsia="SimSun" w:hAnsi="Times New Roman"/>
                 <w:b/>
                 <w:bCs/>
+                <w:color w:val="000000"/>
                 <w:sz w:val="19"/>
                 <w:szCs w:val="19"/>
               </w:rPr>
@@ -2495,6 +2574,7 @@
                 <w:rFonts w:ascii="Times New Roman" w:cs="Times New Roman" w:eastAsia="SimSun" w:hAnsi="Times New Roman"/>
                 <w:b/>
                 <w:bCs/>
+                <w:color w:val="000000"/>
                 <w:sz w:val="19"/>
                 <w:szCs w:val="19"/>
               </w:rPr>
@@ -2529,6 +2609,7 @@
                 <w:rFonts w:ascii="Times New Roman" w:cs="Times New Roman" w:eastAsia="SimSun" w:hAnsi="Times New Roman"/>
                 <w:b w:val="false"/>
                 <w:bCs w:val="false"/>
+                <w:color w:val="000000"/>
                 <w:sz w:val="19"/>
                 <w:szCs w:val="19"/>
               </w:rPr>
@@ -2561,6 +2642,7 @@
                 <w:rFonts w:ascii="Times New Roman" w:cs="Times New Roman" w:eastAsia="SimSun" w:hAnsi="Times New Roman"/>
                 <w:b w:val="false"/>
                 <w:bCs w:val="false"/>
+                <w:color w:val="000000"/>
                 <w:sz w:val="19"/>
                 <w:szCs w:val="19"/>
               </w:rPr>
@@ -2593,6 +2675,7 @@
                 <w:rFonts w:ascii="Times New Roman" w:cs="Times New Roman" w:eastAsia="SimSun" w:hAnsi="Times New Roman"/>
                 <w:b w:val="false"/>
                 <w:bCs w:val="false"/>
+                <w:color w:val="000000"/>
                 <w:sz w:val="19"/>
                 <w:szCs w:val="19"/>
               </w:rPr>
@@ -2625,6 +2708,7 @@
                 <w:rFonts w:ascii="Times New Roman" w:cs="Times New Roman" w:eastAsia="SimSun" w:hAnsi="Times New Roman"/>
                 <w:b w:val="false"/>
                 <w:bCs w:val="false"/>
+                <w:color w:val="000000"/>
                 <w:sz w:val="19"/>
                 <w:szCs w:val="19"/>
               </w:rPr>
@@ -2657,6 +2741,7 @@
                 <w:rFonts w:ascii="Times New Roman" w:cs="Times New Roman" w:eastAsia="SimSun" w:hAnsi="Times New Roman"/>
                 <w:b w:val="false"/>
                 <w:bCs w:val="false"/>
+                <w:color w:val="000000"/>
                 <w:sz w:val="19"/>
                 <w:szCs w:val="19"/>
               </w:rPr>
@@ -2691,6 +2776,7 @@
                 <w:rFonts w:ascii="Times New Roman" w:cs="Times New Roman" w:eastAsia="SimSun" w:hAnsi="Times New Roman"/>
                 <w:b w:val="false"/>
                 <w:bCs w:val="false"/>
+                <w:color w:val="000000"/>
                 <w:sz w:val="19"/>
                 <w:szCs w:val="19"/>
               </w:rPr>
@@ -2723,6 +2809,7 @@
                 <w:rFonts w:ascii="Times New Roman" w:cs="Times New Roman" w:eastAsia="SimSun" w:hAnsi="Times New Roman"/>
                 <w:b w:val="false"/>
                 <w:bCs w:val="false"/>
+                <w:color w:val="000000"/>
                 <w:sz w:val="19"/>
                 <w:szCs w:val="19"/>
               </w:rPr>
@@ -2755,6 +2842,7 @@
                 <w:rFonts w:ascii="Times New Roman" w:cs="Times New Roman" w:eastAsia="SimSun" w:hAnsi="Times New Roman"/>
                 <w:b w:val="false"/>
                 <w:bCs w:val="false"/>
+                <w:color w:val="000000"/>
                 <w:sz w:val="19"/>
                 <w:szCs w:val="19"/>
               </w:rPr>
@@ -2787,6 +2875,7 @@
                 <w:rFonts w:ascii="Times New Roman" w:cs="Times New Roman" w:eastAsia="SimSun" w:hAnsi="Times New Roman"/>
                 <w:b w:val="false"/>
                 <w:bCs w:val="false"/>
+                <w:color w:val="000000"/>
                 <w:sz w:val="19"/>
                 <w:szCs w:val="19"/>
               </w:rPr>
@@ -2819,6 +2908,7 @@
                 <w:rFonts w:ascii="Times New Roman" w:cs="Times New Roman" w:eastAsia="SimSun" w:hAnsi="Times New Roman"/>
                 <w:b w:val="false"/>
                 <w:bCs w:val="false"/>
+                <w:color w:val="000000"/>
                 <w:sz w:val="19"/>
                 <w:szCs w:val="19"/>
               </w:rPr>
@@ -2853,6 +2943,7 @@
                 <w:rFonts w:ascii="Times New Roman" w:cs="Times New Roman" w:eastAsia="SimSun" w:hAnsi="Times New Roman"/>
                 <w:b w:val="false"/>
                 <w:bCs w:val="false"/>
+                <w:color w:val="000000"/>
                 <w:sz w:val="19"/>
                 <w:szCs w:val="19"/>
               </w:rPr>
@@ -2885,6 +2976,7 @@
                 <w:rFonts w:ascii="Times New Roman" w:cs="Times New Roman" w:eastAsia="SimSun" w:hAnsi="Times New Roman"/>
                 <w:b w:val="false"/>
                 <w:bCs w:val="false"/>
+                <w:color w:val="000000"/>
                 <w:sz w:val="19"/>
                 <w:szCs w:val="19"/>
               </w:rPr>
@@ -2917,6 +3009,7 @@
                 <w:rFonts w:ascii="Times New Roman" w:cs="Times New Roman" w:eastAsia="SimSun" w:hAnsi="Times New Roman"/>
                 <w:b w:val="false"/>
                 <w:bCs w:val="false"/>
+                <w:color w:val="000000"/>
                 <w:sz w:val="19"/>
                 <w:szCs w:val="19"/>
               </w:rPr>
@@ -2949,6 +3042,7 @@
                 <w:rFonts w:ascii="Times New Roman" w:cs="Times New Roman" w:eastAsia="SimSun" w:hAnsi="Times New Roman"/>
                 <w:b w:val="false"/>
                 <w:bCs w:val="false"/>
+                <w:color w:val="000000"/>
                 <w:sz w:val="19"/>
                 <w:szCs w:val="19"/>
               </w:rPr>
@@ -2981,6 +3075,7 @@
                 <w:rFonts w:ascii="Times New Roman" w:cs="Times New Roman" w:eastAsia="SimSun" w:hAnsi="Times New Roman"/>
                 <w:b w:val="false"/>
                 <w:bCs w:val="false"/>
+                <w:color w:val="000000"/>
                 <w:sz w:val="19"/>
                 <w:szCs w:val="19"/>
               </w:rPr>
@@ -3015,6 +3110,7 @@
                 <w:rFonts w:ascii="Times New Roman" w:cs="Times New Roman" w:eastAsia="SimSun" w:hAnsi="Times New Roman"/>
                 <w:b w:val="false"/>
                 <w:bCs w:val="false"/>
+                <w:color w:val="000000"/>
                 <w:sz w:val="19"/>
                 <w:szCs w:val="19"/>
               </w:rPr>
@@ -3047,6 +3143,7 @@
                 <w:rFonts w:ascii="Times New Roman" w:cs="Times New Roman" w:eastAsia="SimSun" w:hAnsi="Times New Roman"/>
                 <w:b w:val="false"/>
                 <w:bCs w:val="false"/>
+                <w:color w:val="000000"/>
                 <w:sz w:val="19"/>
                 <w:szCs w:val="19"/>
               </w:rPr>
@@ -3079,6 +3176,7 @@
                 <w:rFonts w:ascii="Times New Roman" w:cs="Times New Roman" w:eastAsia="SimSun" w:hAnsi="Times New Roman"/>
                 <w:b w:val="false"/>
                 <w:bCs w:val="false"/>
+                <w:color w:val="000000"/>
                 <w:sz w:val="19"/>
                 <w:szCs w:val="19"/>
               </w:rPr>
@@ -3111,6 +3209,7 @@
                 <w:rFonts w:ascii="Times New Roman" w:cs="Times New Roman" w:eastAsia="SimSun" w:hAnsi="Times New Roman"/>
                 <w:b w:val="false"/>
                 <w:bCs w:val="false"/>
+                <w:color w:val="000000"/>
                 <w:sz w:val="19"/>
                 <w:szCs w:val="19"/>
               </w:rPr>
@@ -3143,6 +3242,7 @@
                 <w:rFonts w:ascii="Times New Roman" w:cs="Times New Roman" w:eastAsia="SimSun" w:hAnsi="Times New Roman"/>
                 <w:b w:val="false"/>
                 <w:bCs w:val="false"/>
+                <w:color w:val="000000"/>
                 <w:sz w:val="19"/>
                 <w:szCs w:val="19"/>
               </w:rPr>
@@ -3177,6 +3277,7 @@
                 <w:rFonts w:ascii="Times New Roman" w:cs="Times New Roman" w:eastAsia="SimSun" w:hAnsi="Times New Roman"/>
                 <w:b w:val="false"/>
                 <w:bCs w:val="false"/>
+                <w:color w:val="000000"/>
                 <w:sz w:val="19"/>
                 <w:szCs w:val="19"/>
               </w:rPr>
@@ -3209,6 +3310,7 @@
                 <w:rFonts w:ascii="Times New Roman" w:cs="Times New Roman" w:eastAsia="SimSun" w:hAnsi="Times New Roman"/>
                 <w:b w:val="false"/>
                 <w:bCs w:val="false"/>
+                <w:color w:val="000000"/>
                 <w:sz w:val="19"/>
                 <w:szCs w:val="19"/>
               </w:rPr>
@@ -3241,6 +3343,7 @@
                 <w:rFonts w:ascii="Times New Roman" w:cs="Times New Roman" w:eastAsia="SimSun" w:hAnsi="Times New Roman"/>
                 <w:b w:val="false"/>
                 <w:bCs w:val="false"/>
+                <w:color w:val="000000"/>
                 <w:sz w:val="19"/>
                 <w:szCs w:val="19"/>
               </w:rPr>
@@ -3273,6 +3376,7 @@
                 <w:rFonts w:ascii="Times New Roman" w:cs="Times New Roman" w:eastAsia="SimSun" w:hAnsi="Times New Roman"/>
                 <w:b w:val="false"/>
                 <w:bCs w:val="false"/>
+                <w:color w:val="000000"/>
                 <w:sz w:val="19"/>
                 <w:szCs w:val="19"/>
               </w:rPr>
@@ -3305,6 +3409,7 @@
                 <w:rFonts w:ascii="Times New Roman" w:cs="Times New Roman" w:eastAsia="SimSun" w:hAnsi="Times New Roman"/>
                 <w:b w:val="false"/>
                 <w:bCs w:val="false"/>
+                <w:color w:val="000000"/>
                 <w:sz w:val="19"/>
                 <w:szCs w:val="19"/>
               </w:rPr>
@@ -3339,6 +3444,7 @@
                 <w:rFonts w:ascii="Times New Roman" w:cs="Times New Roman" w:eastAsia="SimSun" w:hAnsi="Times New Roman"/>
                 <w:b w:val="false"/>
                 <w:bCs w:val="false"/>
+                <w:color w:val="000000"/>
                 <w:sz w:val="19"/>
                 <w:szCs w:val="19"/>
               </w:rPr>
@@ -3371,6 +3477,7 @@
                 <w:rFonts w:ascii="Times New Roman" w:cs="Times New Roman" w:eastAsia="SimSun" w:hAnsi="Times New Roman"/>
                 <w:b w:val="false"/>
                 <w:bCs w:val="false"/>
+                <w:color w:val="000000"/>
                 <w:sz w:val="19"/>
                 <w:szCs w:val="19"/>
               </w:rPr>
@@ -3403,6 +3510,7 @@
                 <w:rFonts w:ascii="Times New Roman" w:cs="Times New Roman" w:eastAsia="SimSun" w:hAnsi="Times New Roman"/>
                 <w:b w:val="false"/>
                 <w:bCs w:val="false"/>
+                <w:color w:val="000000"/>
                 <w:sz w:val="19"/>
                 <w:szCs w:val="19"/>
               </w:rPr>
@@ -3435,6 +3543,7 @@
                 <w:rFonts w:ascii="Times New Roman" w:cs="Times New Roman" w:eastAsia="SimSun" w:hAnsi="Times New Roman"/>
                 <w:b w:val="false"/>
                 <w:bCs w:val="false"/>
+                <w:color w:val="000000"/>
                 <w:sz w:val="19"/>
                 <w:szCs w:val="19"/>
               </w:rPr>
@@ -3467,6 +3576,7 @@
                 <w:rFonts w:ascii="Times New Roman" w:cs="Times New Roman" w:eastAsia="SimSun" w:hAnsi="Times New Roman"/>
                 <w:b w:val="false"/>
                 <w:bCs w:val="false"/>
+                <w:color w:val="000000"/>
                 <w:sz w:val="19"/>
                 <w:szCs w:val="19"/>
               </w:rPr>
@@ -3484,6 +3594,7 @@
       <w:r>
         <w:rPr>
           <w:rFonts w:ascii="Times New Roman" w:cs="Times New Roman" w:eastAsia="SimSun" w:hAnsi="Times New Roman"/>
+          <w:color w:val="000000"/>
           <w:sz w:val="21"/>
           <w:szCs w:val="21"/>
         </w:rPr>
@@ -3500,6 +3611,7 @@
           <w:rFonts w:ascii="Times New Roman" w:cs="Times New Roman" w:eastAsia="SimSun" w:hAnsi="Times New Roman"/>
           <w:b/>
           <w:bCs/>
+          <w:color w:val="000000"/>
           <w:sz w:val="28"/>
           <w:szCs w:val="28"/>
         </w:rPr>
@@ -3554,6 +3666,7 @@
                 <w:rFonts w:ascii="Times New Roman" w:cs="Times New Roman" w:eastAsia="SimSun" w:hAnsi="Times New Roman"/>
                 <w:b/>
                 <w:bCs/>
+                <w:color w:val="000000"/>
                 <w:sz w:val="19"/>
                 <w:szCs w:val="19"/>
               </w:rPr>
@@ -3587,6 +3700,7 @@
                 <w:rFonts w:ascii="Times New Roman" w:cs="Times New Roman" w:eastAsia="SimSun" w:hAnsi="Times New Roman"/>
                 <w:b/>
                 <w:bCs/>
+                <w:color w:val="000000"/>
                 <w:sz w:val="19"/>
                 <w:szCs w:val="19"/>
               </w:rPr>
@@ -3620,6 +3734,7 @@
                 <w:rFonts w:ascii="Times New Roman" w:cs="Times New Roman" w:eastAsia="SimSun" w:hAnsi="Times New Roman"/>
                 <w:b/>
                 <w:bCs/>
+                <w:color w:val="000000"/>
                 <w:sz w:val="19"/>
                 <w:szCs w:val="19"/>
               </w:rPr>
@@ -3653,6 +3768,7 @@
                 <w:rFonts w:ascii="Times New Roman" w:cs="Times New Roman" w:eastAsia="SimSun" w:hAnsi="Times New Roman"/>
                 <w:b/>
                 <w:bCs/>
+                <w:color w:val="000000"/>
                 <w:sz w:val="19"/>
                 <w:szCs w:val="19"/>
               </w:rPr>
@@ -3687,6 +3803,7 @@
                 <w:rFonts w:ascii="Times New Roman" w:cs="Times New Roman" w:eastAsia="SimSun" w:hAnsi="Times New Roman"/>
                 <w:b w:val="false"/>
                 <w:bCs w:val="false"/>
+                <w:color w:val="000000"/>
                 <w:sz w:val="19"/>
                 <w:szCs w:val="19"/>
               </w:rPr>
@@ -3719,6 +3836,7 @@
                 <w:rFonts w:ascii="Times New Roman" w:cs="Times New Roman" w:eastAsia="SimSun" w:hAnsi="Times New Roman"/>
                 <w:b w:val="false"/>
                 <w:bCs w:val="false"/>
+                <w:color w:val="000000"/>
                 <w:sz w:val="19"/>
                 <w:szCs w:val="19"/>
               </w:rPr>
@@ -3751,6 +3869,7 @@
                 <w:rFonts w:ascii="Times New Roman" w:cs="Times New Roman" w:eastAsia="SimSun" w:hAnsi="Times New Roman"/>
                 <w:b w:val="false"/>
                 <w:bCs w:val="false"/>
+                <w:color w:val="000000"/>
                 <w:sz w:val="19"/>
                 <w:szCs w:val="19"/>
               </w:rPr>
@@ -3783,6 +3902,7 @@
                 <w:rFonts w:ascii="Times New Roman" w:cs="Times New Roman" w:eastAsia="SimSun" w:hAnsi="Times New Roman"/>
                 <w:b w:val="false"/>
                 <w:bCs w:val="false"/>
+                <w:color w:val="000000"/>
                 <w:sz w:val="19"/>
                 <w:szCs w:val="19"/>
               </w:rPr>
@@ -3817,6 +3937,7 @@
                 <w:rFonts w:ascii="Times New Roman" w:cs="Times New Roman" w:eastAsia="SimSun" w:hAnsi="Times New Roman"/>
                 <w:b w:val="false"/>
                 <w:bCs w:val="false"/>
+                <w:color w:val="000000"/>
                 <w:sz w:val="19"/>
                 <w:szCs w:val="19"/>
               </w:rPr>
@@ -3849,6 +3970,7 @@
                 <w:rFonts w:ascii="Times New Roman" w:cs="Times New Roman" w:eastAsia="SimSun" w:hAnsi="Times New Roman"/>
                 <w:b w:val="false"/>
                 <w:bCs w:val="false"/>
+                <w:color w:val="000000"/>
                 <w:sz w:val="19"/>
                 <w:szCs w:val="19"/>
               </w:rPr>
@@ -3881,6 +4003,7 @@
                 <w:rFonts w:ascii="Times New Roman" w:cs="Times New Roman" w:eastAsia="SimSun" w:hAnsi="Times New Roman"/>
                 <w:b w:val="false"/>
                 <w:bCs w:val="false"/>
+                <w:color w:val="000000"/>
                 <w:sz w:val="19"/>
                 <w:szCs w:val="19"/>
               </w:rPr>
@@ -3913,6 +4036,7 @@
                 <w:rFonts w:ascii="Times New Roman" w:cs="Times New Roman" w:eastAsia="SimSun" w:hAnsi="Times New Roman"/>
                 <w:b w:val="false"/>
                 <w:bCs w:val="false"/>
+                <w:color w:val="000000"/>
                 <w:sz w:val="19"/>
                 <w:szCs w:val="19"/>
               </w:rPr>
@@ -3947,6 +4071,7 @@
                 <w:rFonts w:ascii="Times New Roman" w:cs="Times New Roman" w:eastAsia="SimSun" w:hAnsi="Times New Roman"/>
                 <w:b w:val="false"/>
                 <w:bCs w:val="false"/>
+                <w:color w:val="000000"/>
                 <w:sz w:val="19"/>
                 <w:szCs w:val="19"/>
               </w:rPr>
@@ -3979,6 +4104,7 @@
                 <w:rFonts w:ascii="Times New Roman" w:cs="Times New Roman" w:eastAsia="SimSun" w:hAnsi="Times New Roman"/>
                 <w:b w:val="false"/>
                 <w:bCs w:val="false"/>
+                <w:color w:val="000000"/>
                 <w:sz w:val="19"/>
                 <w:szCs w:val="19"/>
               </w:rPr>
@@ -4011,6 +4137,7 @@
                 <w:rFonts w:ascii="Times New Roman" w:cs="Times New Roman" w:eastAsia="SimSun" w:hAnsi="Times New Roman"/>
                 <w:b w:val="false"/>
                 <w:bCs w:val="false"/>
+                <w:color w:val="000000"/>
                 <w:sz w:val="19"/>
                 <w:szCs w:val="19"/>
               </w:rPr>
@@ -4043,6 +4170,7 @@
                 <w:rFonts w:ascii="Times New Roman" w:cs="Times New Roman" w:eastAsia="SimSun" w:hAnsi="Times New Roman"/>
                 <w:b w:val="false"/>
                 <w:bCs w:val="false"/>
+                <w:color w:val="000000"/>
                 <w:sz w:val="19"/>
                 <w:szCs w:val="19"/>
               </w:rPr>
@@ -4077,6 +4205,7 @@
                 <w:rFonts w:ascii="Times New Roman" w:cs="Times New Roman" w:eastAsia="SimSun" w:hAnsi="Times New Roman"/>
                 <w:b w:val="false"/>
                 <w:bCs w:val="false"/>
+                <w:color w:val="000000"/>
                 <w:sz w:val="19"/>
                 <w:szCs w:val="19"/>
               </w:rPr>
@@ -4109,6 +4238,7 @@
                 <w:rFonts w:ascii="Times New Roman" w:cs="Times New Roman" w:eastAsia="SimSun" w:hAnsi="Times New Roman"/>
                 <w:b w:val="false"/>
                 <w:bCs w:val="false"/>
+                <w:color w:val="000000"/>
                 <w:sz w:val="19"/>
                 <w:szCs w:val="19"/>
               </w:rPr>
@@ -4141,6 +4271,7 @@
                 <w:rFonts w:ascii="Times New Roman" w:cs="Times New Roman" w:eastAsia="SimSun" w:hAnsi="Times New Roman"/>
                 <w:b w:val="false"/>
                 <w:bCs w:val="false"/>
+                <w:color w:val="000000"/>
                 <w:sz w:val="19"/>
                 <w:szCs w:val="19"/>
               </w:rPr>
@@ -4173,6 +4304,7 @@
                 <w:rFonts w:ascii="Times New Roman" w:cs="Times New Roman" w:eastAsia="SimSun" w:hAnsi="Times New Roman"/>
                 <w:b w:val="false"/>
                 <w:bCs w:val="false"/>
+                <w:color w:val="000000"/>
                 <w:sz w:val="19"/>
                 <w:szCs w:val="19"/>
               </w:rPr>
@@ -4207,6 +4339,7 @@
                 <w:rFonts w:ascii="Times New Roman" w:cs="Times New Roman" w:eastAsia="SimSun" w:hAnsi="Times New Roman"/>
                 <w:b w:val="false"/>
                 <w:bCs w:val="false"/>
+                <w:color w:val="000000"/>
                 <w:sz w:val="19"/>
                 <w:szCs w:val="19"/>
               </w:rPr>
@@ -4239,6 +4372,7 @@
                 <w:rFonts w:ascii="Times New Roman" w:cs="Times New Roman" w:eastAsia="SimSun" w:hAnsi="Times New Roman"/>
                 <w:b w:val="false"/>
                 <w:bCs w:val="false"/>
+                <w:color w:val="000000"/>
                 <w:sz w:val="19"/>
                 <w:szCs w:val="19"/>
               </w:rPr>
@@ -4271,6 +4405,7 @@
                 <w:rFonts w:ascii="Times New Roman" w:cs="Times New Roman" w:eastAsia="SimSun" w:hAnsi="Times New Roman"/>
                 <w:b w:val="false"/>
                 <w:bCs w:val="false"/>
+                <w:color w:val="000000"/>
                 <w:sz w:val="19"/>
                 <w:szCs w:val="19"/>
               </w:rPr>
@@ -4303,6 +4438,7 @@
                 <w:rFonts w:ascii="Times New Roman" w:cs="Times New Roman" w:eastAsia="SimSun" w:hAnsi="Times New Roman"/>
                 <w:b w:val="false"/>
                 <w:bCs w:val="false"/>
+                <w:color w:val="000000"/>
                 <w:sz w:val="19"/>
                 <w:szCs w:val="19"/>
               </w:rPr>
@@ -4337,6 +4473,7 @@
                 <w:rFonts w:ascii="Times New Roman" w:cs="Times New Roman" w:eastAsia="SimSun" w:hAnsi="Times New Roman"/>
                 <w:b w:val="false"/>
                 <w:bCs w:val="false"/>
+                <w:color w:val="000000"/>
                 <w:sz w:val="19"/>
                 <w:szCs w:val="19"/>
               </w:rPr>
@@ -4369,6 +4506,7 @@
                 <w:rFonts w:ascii="Times New Roman" w:cs="Times New Roman" w:eastAsia="SimSun" w:hAnsi="Times New Roman"/>
                 <w:b w:val="false"/>
                 <w:bCs w:val="false"/>
+                <w:color w:val="000000"/>
                 <w:sz w:val="19"/>
                 <w:szCs w:val="19"/>
               </w:rPr>
@@ -4401,6 +4539,7 @@
                 <w:rFonts w:ascii="Times New Roman" w:cs="Times New Roman" w:eastAsia="SimSun" w:hAnsi="Times New Roman"/>
                 <w:b w:val="false"/>
                 <w:bCs w:val="false"/>
+                <w:color w:val="000000"/>
                 <w:sz w:val="19"/>
                 <w:szCs w:val="19"/>
               </w:rPr>
@@ -4433,6 +4572,7 @@
                 <w:rFonts w:ascii="Times New Roman" w:cs="Times New Roman" w:eastAsia="SimSun" w:hAnsi="Times New Roman"/>
                 <w:b w:val="false"/>
                 <w:bCs w:val="false"/>
+                <w:color w:val="000000"/>
                 <w:sz w:val="19"/>
                 <w:szCs w:val="19"/>
               </w:rPr>
@@ -4467,6 +4607,7 @@
                 <w:rFonts w:ascii="Times New Roman" w:cs="Times New Roman" w:eastAsia="SimSun" w:hAnsi="Times New Roman"/>
                 <w:b w:val="false"/>
                 <w:bCs w:val="false"/>
+                <w:color w:val="000000"/>
                 <w:sz w:val="19"/>
                 <w:szCs w:val="19"/>
               </w:rPr>
@@ -4499,6 +4640,7 @@
                 <w:rFonts w:ascii="Times New Roman" w:cs="Times New Roman" w:eastAsia="SimSun" w:hAnsi="Times New Roman"/>
                 <w:b w:val="false"/>
                 <w:bCs w:val="false"/>
+                <w:color w:val="000000"/>
                 <w:sz w:val="19"/>
                 <w:szCs w:val="19"/>
               </w:rPr>
@@ -4531,6 +4673,7 @@
                 <w:rFonts w:ascii="Times New Roman" w:cs="Times New Roman" w:eastAsia="SimSun" w:hAnsi="Times New Roman"/>
                 <w:b w:val="false"/>
                 <w:bCs w:val="false"/>
+                <w:color w:val="000000"/>
                 <w:sz w:val="19"/>
                 <w:szCs w:val="19"/>
               </w:rPr>
@@ -4563,6 +4706,7 @@
                 <w:rFonts w:ascii="Times New Roman" w:cs="Times New Roman" w:eastAsia="SimSun" w:hAnsi="Times New Roman"/>
                 <w:b w:val="false"/>
                 <w:bCs w:val="false"/>
+                <w:color w:val="000000"/>
                 <w:sz w:val="19"/>
                 <w:szCs w:val="19"/>
               </w:rPr>
@@ -4597,6 +4741,7 @@
                 <w:rFonts w:ascii="Times New Roman" w:cs="Times New Roman" w:eastAsia="SimSun" w:hAnsi="Times New Roman"/>
                 <w:b w:val="false"/>
                 <w:bCs w:val="false"/>
+                <w:color w:val="000000"/>
                 <w:sz w:val="19"/>
                 <w:szCs w:val="19"/>
               </w:rPr>
@@ -4629,6 +4774,7 @@
                 <w:rFonts w:ascii="Times New Roman" w:cs="Times New Roman" w:eastAsia="SimSun" w:hAnsi="Times New Roman"/>
                 <w:b w:val="false"/>
                 <w:bCs w:val="false"/>
+                <w:color w:val="000000"/>
                 <w:sz w:val="19"/>
                 <w:szCs w:val="19"/>
               </w:rPr>
@@ -4661,6 +4807,7 @@
                 <w:rFonts w:ascii="Times New Roman" w:cs="Times New Roman" w:eastAsia="SimSun" w:hAnsi="Times New Roman"/>
                 <w:b w:val="false"/>
                 <w:bCs w:val="false"/>
+                <w:color w:val="000000"/>
                 <w:sz w:val="19"/>
                 <w:szCs w:val="19"/>
               </w:rPr>
@@ -4693,6 +4840,7 @@
                 <w:rFonts w:ascii="Times New Roman" w:cs="Times New Roman" w:eastAsia="SimSun" w:hAnsi="Times New Roman"/>
                 <w:b w:val="false"/>
                 <w:bCs w:val="false"/>
+                <w:color w:val="000000"/>
                 <w:sz w:val="19"/>
                 <w:szCs w:val="19"/>
               </w:rPr>
@@ -4710,6 +4858,7 @@
       <w:r>
         <w:rPr>
           <w:rFonts w:ascii="Times New Roman" w:cs="Times New Roman" w:eastAsia="SimSun" w:hAnsi="Times New Roman"/>
+          <w:color w:val="000000"/>
           <w:sz w:val="21"/>
           <w:szCs w:val="21"/>
         </w:rPr>
@@ -4726,6 +4875,7 @@
           <w:rFonts w:ascii="Times New Roman" w:cs="Times New Roman" w:eastAsia="SimSun" w:hAnsi="Times New Roman"/>
           <w:b/>
           <w:bCs/>
+          <w:color w:val="000000"/>
           <w:sz w:val="28"/>
           <w:szCs w:val="28"/>
         </w:rPr>
@@ -4781,6 +4931,7 @@
                 <w:rFonts w:ascii="Times New Roman" w:cs="Times New Roman" w:eastAsia="SimSun" w:hAnsi="Times New Roman"/>
                 <w:b/>
                 <w:bCs/>
+                <w:color w:val="000000"/>
                 <w:sz w:val="19"/>
                 <w:szCs w:val="19"/>
               </w:rPr>
@@ -4814,6 +4965,7 @@
                 <w:rFonts w:ascii="Times New Roman" w:cs="Times New Roman" w:eastAsia="SimSun" w:hAnsi="Times New Roman"/>
                 <w:b/>
                 <w:bCs/>
+                <w:color w:val="000000"/>
                 <w:sz w:val="19"/>
                 <w:szCs w:val="19"/>
               </w:rPr>
@@ -4847,6 +4999,7 @@
                 <w:rFonts w:ascii="Times New Roman" w:cs="Times New Roman" w:eastAsia="SimSun" w:hAnsi="Times New Roman"/>
                 <w:b/>
                 <w:bCs/>
+                <w:color w:val="000000"/>
                 <w:sz w:val="19"/>
                 <w:szCs w:val="19"/>
               </w:rPr>
@@ -4880,6 +5033,7 @@
                 <w:rFonts w:ascii="Times New Roman" w:cs="Times New Roman" w:eastAsia="SimSun" w:hAnsi="Times New Roman"/>
                 <w:b/>
                 <w:bCs/>
+                <w:color w:val="000000"/>
                 <w:sz w:val="19"/>
                 <w:szCs w:val="19"/>
               </w:rPr>
@@ -4913,6 +5067,7 @@
                 <w:rFonts w:ascii="Times New Roman" w:cs="Times New Roman" w:eastAsia="SimSun" w:hAnsi="Times New Roman"/>
                 <w:b/>
                 <w:bCs/>
+                <w:color w:val="000000"/>
                 <w:sz w:val="19"/>
                 <w:szCs w:val="19"/>
               </w:rPr>
@@ -4947,6 +5102,7 @@
                 <w:rFonts w:ascii="Times New Roman" w:cs="Times New Roman" w:eastAsia="SimSun" w:hAnsi="Times New Roman"/>
                 <w:b w:val="false"/>
                 <w:bCs w:val="false"/>
+                <w:color w:val="000000"/>
                 <w:sz w:val="19"/>
                 <w:szCs w:val="19"/>
               </w:rPr>
@@ -4979,6 +5135,7 @@
                 <w:rFonts w:ascii="Times New Roman" w:cs="Times New Roman" w:eastAsia="SimSun" w:hAnsi="Times New Roman"/>
                 <w:b w:val="false"/>
                 <w:bCs w:val="false"/>
+                <w:color w:val="000000"/>
                 <w:sz w:val="19"/>
                 <w:szCs w:val="19"/>
               </w:rPr>
@@ -5011,6 +5168,7 @@
                 <w:rFonts w:ascii="Times New Roman" w:cs="Times New Roman" w:eastAsia="SimSun" w:hAnsi="Times New Roman"/>
                 <w:b w:val="false"/>
                 <w:bCs w:val="false"/>
+                <w:color w:val="000000"/>
                 <w:sz w:val="19"/>
                 <w:szCs w:val="19"/>
               </w:rPr>
@@ -5043,6 +5201,7 @@
                 <w:rFonts w:ascii="Times New Roman" w:cs="Times New Roman" w:eastAsia="SimSun" w:hAnsi="Times New Roman"/>
                 <w:b w:val="false"/>
                 <w:bCs w:val="false"/>
+                <w:color w:val="000000"/>
                 <w:sz w:val="19"/>
                 <w:szCs w:val="19"/>
               </w:rPr>
@@ -5075,6 +5234,7 @@
                 <w:rFonts w:ascii="Times New Roman" w:cs="Times New Roman" w:eastAsia="SimSun" w:hAnsi="Times New Roman"/>
                 <w:b w:val="false"/>
                 <w:bCs w:val="false"/>
+                <w:color w:val="000000"/>
                 <w:sz w:val="19"/>
                 <w:szCs w:val="19"/>
               </w:rPr>
@@ -5109,6 +5269,7 @@
                 <w:rFonts w:ascii="Times New Roman" w:cs="Times New Roman" w:eastAsia="SimSun" w:hAnsi="Times New Roman"/>
                 <w:b w:val="false"/>
                 <w:bCs w:val="false"/>
+                <w:color w:val="000000"/>
                 <w:sz w:val="19"/>
                 <w:szCs w:val="19"/>
               </w:rPr>
@@ -5141,6 +5302,7 @@
                 <w:rFonts w:ascii="Times New Roman" w:cs="Times New Roman" w:eastAsia="SimSun" w:hAnsi="Times New Roman"/>
                 <w:b w:val="false"/>
                 <w:bCs w:val="false"/>
+                <w:color w:val="000000"/>
                 <w:sz w:val="19"/>
                 <w:szCs w:val="19"/>
               </w:rPr>
@@ -5173,6 +5335,7 @@
                 <w:rFonts w:ascii="Times New Roman" w:cs="Times New Roman" w:eastAsia="SimSun" w:hAnsi="Times New Roman"/>
                 <w:b w:val="false"/>
                 <w:bCs w:val="false"/>
+                <w:color w:val="000000"/>
                 <w:sz w:val="19"/>
                 <w:szCs w:val="19"/>
               </w:rPr>
@@ -5205,6 +5368,7 @@
                 <w:rFonts w:ascii="Times New Roman" w:cs="Times New Roman" w:eastAsia="SimSun" w:hAnsi="Times New Roman"/>
                 <w:b w:val="false"/>
                 <w:bCs w:val="false"/>
+                <w:color w:val="000000"/>
                 <w:sz w:val="19"/>
                 <w:szCs w:val="19"/>
               </w:rPr>
@@ -5237,6 +5401,7 @@
                 <w:rFonts w:ascii="Times New Roman" w:cs="Times New Roman" w:eastAsia="SimSun" w:hAnsi="Times New Roman"/>
                 <w:b w:val="false"/>
                 <w:bCs w:val="false"/>
+                <w:color w:val="000000"/>
                 <w:sz w:val="19"/>
                 <w:szCs w:val="19"/>
               </w:rPr>
@@ -5271,6 +5436,7 @@
                 <w:rFonts w:ascii="Times New Roman" w:cs="Times New Roman" w:eastAsia="SimSun" w:hAnsi="Times New Roman"/>
                 <w:b w:val="false"/>
                 <w:bCs w:val="false"/>
+                <w:color w:val="000000"/>
                 <w:sz w:val="19"/>
                 <w:szCs w:val="19"/>
               </w:rPr>
@@ -5303,6 +5469,7 @@
                 <w:rFonts w:ascii="Times New Roman" w:cs="Times New Roman" w:eastAsia="SimSun" w:hAnsi="Times New Roman"/>
                 <w:b w:val="false"/>
                 <w:bCs w:val="false"/>
+                <w:color w:val="000000"/>
                 <w:sz w:val="19"/>
                 <w:szCs w:val="19"/>
               </w:rPr>
@@ -5335,6 +5502,7 @@
                 <w:rFonts w:ascii="Times New Roman" w:cs="Times New Roman" w:eastAsia="SimSun" w:hAnsi="Times New Roman"/>
                 <w:b w:val="false"/>
                 <w:bCs w:val="false"/>
+                <w:color w:val="000000"/>
                 <w:sz w:val="19"/>
                 <w:szCs w:val="19"/>
               </w:rPr>
@@ -5367,6 +5535,7 @@
                 <w:rFonts w:ascii="Times New Roman" w:cs="Times New Roman" w:eastAsia="SimSun" w:hAnsi="Times New Roman"/>
                 <w:b w:val="false"/>
                 <w:bCs w:val="false"/>
+                <w:color w:val="000000"/>
                 <w:sz w:val="19"/>
                 <w:szCs w:val="19"/>
               </w:rPr>
@@ -5399,6 +5568,7 @@
                 <w:rFonts w:ascii="Times New Roman" w:cs="Times New Roman" w:eastAsia="SimSun" w:hAnsi="Times New Roman"/>
                 <w:b w:val="false"/>
                 <w:bCs w:val="false"/>
+                <w:color w:val="000000"/>
                 <w:sz w:val="19"/>
                 <w:szCs w:val="19"/>
               </w:rPr>
@@ -5433,6 +5603,7 @@
                 <w:rFonts w:ascii="Times New Roman" w:cs="Times New Roman" w:eastAsia="SimSun" w:hAnsi="Times New Roman"/>
                 <w:b w:val="false"/>
                 <w:bCs w:val="false"/>
+                <w:color w:val="000000"/>
                 <w:sz w:val="19"/>
                 <w:szCs w:val="19"/>
               </w:rPr>
@@ -5465,6 +5636,7 @@
                 <w:rFonts w:ascii="Times New Roman" w:cs="Times New Roman" w:eastAsia="SimSun" w:hAnsi="Times New Roman"/>
                 <w:b w:val="false"/>
                 <w:bCs w:val="false"/>
+                <w:color w:val="000000"/>
                 <w:sz w:val="19"/>
                 <w:szCs w:val="19"/>
               </w:rPr>
@@ -5497,6 +5669,7 @@
                 <w:rFonts w:ascii="Times New Roman" w:cs="Times New Roman" w:eastAsia="SimSun" w:hAnsi="Times New Roman"/>
                 <w:b w:val="false"/>
                 <w:bCs w:val="false"/>
+                <w:color w:val="000000"/>
                 <w:sz w:val="19"/>
                 <w:szCs w:val="19"/>
               </w:rPr>
@@ -5529,6 +5702,7 @@
                 <w:rFonts w:ascii="Times New Roman" w:cs="Times New Roman" w:eastAsia="SimSun" w:hAnsi="Times New Roman"/>
                 <w:b w:val="false"/>
                 <w:bCs w:val="false"/>
+                <w:color w:val="000000"/>
                 <w:sz w:val="19"/>
                 <w:szCs w:val="19"/>
               </w:rPr>
@@ -5561,6 +5735,7 @@
                 <w:rFonts w:ascii="Times New Roman" w:cs="Times New Roman" w:eastAsia="SimSun" w:hAnsi="Times New Roman"/>
                 <w:b w:val="false"/>
                 <w:bCs w:val="false"/>
+                <w:color w:val="000000"/>
                 <w:sz w:val="19"/>
                 <w:szCs w:val="19"/>
               </w:rPr>
@@ -5580,6 +5755,7 @@
           <w:rFonts w:ascii="Times New Roman" w:cs="Times New Roman" w:eastAsia="SimSun" w:hAnsi="Times New Roman"/>
           <w:b/>
           <w:bCs/>
+          <w:color w:val="000000"/>
           <w:sz w:val="28"/>
           <w:szCs w:val="28"/>
         </w:rPr>
@@ -5633,6 +5809,7 @@
                 <w:rFonts w:ascii="Times New Roman" w:cs="Times New Roman" w:eastAsia="SimSun" w:hAnsi="Times New Roman"/>
                 <w:b/>
                 <w:bCs/>
+                <w:color w:val="000000"/>
                 <w:sz w:val="19"/>
                 <w:szCs w:val="19"/>
               </w:rPr>
@@ -5666,6 +5843,7 @@
                 <w:rFonts w:ascii="Times New Roman" w:cs="Times New Roman" w:eastAsia="SimSun" w:hAnsi="Times New Roman"/>
                 <w:b/>
                 <w:bCs/>
+                <w:color w:val="000000"/>
                 <w:sz w:val="19"/>
                 <w:szCs w:val="19"/>
               </w:rPr>
@@ -5699,6 +5877,7 @@
                 <w:rFonts w:ascii="Times New Roman" w:cs="Times New Roman" w:eastAsia="SimSun" w:hAnsi="Times New Roman"/>
                 <w:b/>
                 <w:bCs/>
+                <w:color w:val="000000"/>
                 <w:sz w:val="19"/>
                 <w:szCs w:val="19"/>
               </w:rPr>
@@ -5733,6 +5912,7 @@
                 <w:rFonts w:ascii="Times New Roman" w:cs="Times New Roman" w:eastAsia="SimSun" w:hAnsi="Times New Roman"/>
                 <w:b w:val="false"/>
                 <w:bCs w:val="false"/>
+                <w:color w:val="000000"/>
                 <w:sz w:val="19"/>
                 <w:szCs w:val="19"/>
               </w:rPr>
@@ -5765,6 +5945,7 @@
                 <w:rFonts w:ascii="Times New Roman" w:cs="Times New Roman" w:eastAsia="SimSun" w:hAnsi="Times New Roman"/>
                 <w:b w:val="false"/>
                 <w:bCs w:val="false"/>
+                <w:color w:val="000000"/>
                 <w:sz w:val="19"/>
                 <w:szCs w:val="19"/>
               </w:rPr>
@@ -5797,6 +5978,7 @@
                 <w:rFonts w:ascii="Times New Roman" w:cs="Times New Roman" w:eastAsia="SimSun" w:hAnsi="Times New Roman"/>
                 <w:b w:val="false"/>
                 <w:bCs w:val="false"/>
+                <w:color w:val="000000"/>
                 <w:sz w:val="19"/>
                 <w:szCs w:val="19"/>
               </w:rPr>
@@ -5831,6 +6013,7 @@
                 <w:rFonts w:ascii="Times New Roman" w:cs="Times New Roman" w:eastAsia="SimSun" w:hAnsi="Times New Roman"/>
                 <w:b w:val="false"/>
                 <w:bCs w:val="false"/>
+                <w:color w:val="000000"/>
                 <w:sz w:val="19"/>
                 <w:szCs w:val="19"/>
               </w:rPr>
@@ -5863,6 +6046,7 @@
                 <w:rFonts w:ascii="Times New Roman" w:cs="Times New Roman" w:eastAsia="SimSun" w:hAnsi="Times New Roman"/>
                 <w:b w:val="false"/>
                 <w:bCs w:val="false"/>
+                <w:color w:val="000000"/>
                 <w:sz w:val="19"/>
                 <w:szCs w:val="19"/>
               </w:rPr>
@@ -5895,6 +6079,7 @@
                 <w:rFonts w:ascii="Times New Roman" w:cs="Times New Roman" w:eastAsia="SimSun" w:hAnsi="Times New Roman"/>
                 <w:b w:val="false"/>
                 <w:bCs w:val="false"/>
+                <w:color w:val="000000"/>
                 <w:sz w:val="19"/>
                 <w:szCs w:val="19"/>
               </w:rPr>
@@ -5929,6 +6114,7 @@
                 <w:rFonts w:ascii="Times New Roman" w:cs="Times New Roman" w:eastAsia="SimSun" w:hAnsi="Times New Roman"/>
                 <w:b w:val="false"/>
                 <w:bCs w:val="false"/>
+                <w:color w:val="000000"/>
                 <w:sz w:val="19"/>
                 <w:szCs w:val="19"/>
               </w:rPr>
@@ -5961,6 +6147,7 @@
                 <w:rFonts w:ascii="Times New Roman" w:cs="Times New Roman" w:eastAsia="SimSun" w:hAnsi="Times New Roman"/>
                 <w:b w:val="false"/>
                 <w:bCs w:val="false"/>
+                <w:color w:val="000000"/>
                 <w:sz w:val="19"/>
                 <w:szCs w:val="19"/>
               </w:rPr>
@@ -5993,6 +6180,7 @@
                 <w:rFonts w:ascii="Times New Roman" w:cs="Times New Roman" w:eastAsia="SimSun" w:hAnsi="Times New Roman"/>
                 <w:b w:val="false"/>
                 <w:bCs w:val="false"/>
+                <w:color w:val="000000"/>
                 <w:sz w:val="19"/>
                 <w:szCs w:val="19"/>
               </w:rPr>
@@ -6027,6 +6215,7 @@
                 <w:rFonts w:ascii="Times New Roman" w:cs="Times New Roman" w:eastAsia="SimSun" w:hAnsi="Times New Roman"/>
                 <w:b w:val="false"/>
                 <w:bCs w:val="false"/>
+                <w:color w:val="000000"/>
                 <w:sz w:val="19"/>
                 <w:szCs w:val="19"/>
               </w:rPr>
@@ -6059,6 +6248,7 @@
                 <w:rFonts w:ascii="Times New Roman" w:cs="Times New Roman" w:eastAsia="SimSun" w:hAnsi="Times New Roman"/>
                 <w:b w:val="false"/>
                 <w:bCs w:val="false"/>
+                <w:color w:val="000000"/>
                 <w:sz w:val="19"/>
                 <w:szCs w:val="19"/>
               </w:rPr>
@@ -6091,6 +6281,7 @@
                 <w:rFonts w:ascii="Times New Roman" w:cs="Times New Roman" w:eastAsia="SimSun" w:hAnsi="Times New Roman"/>
                 <w:b w:val="false"/>
                 <w:bCs w:val="false"/>
+                <w:color w:val="000000"/>
                 <w:sz w:val="19"/>
                 <w:szCs w:val="19"/>
               </w:rPr>
@@ -6125,6 +6316,7 @@
                 <w:rFonts w:ascii="Times New Roman" w:cs="Times New Roman" w:eastAsia="SimSun" w:hAnsi="Times New Roman"/>
                 <w:b w:val="false"/>
                 <w:bCs w:val="false"/>
+                <w:color w:val="000000"/>
                 <w:sz w:val="19"/>
                 <w:szCs w:val="19"/>
               </w:rPr>
@@ -6157,6 +6349,7 @@
                 <w:rFonts w:ascii="Times New Roman" w:cs="Times New Roman" w:eastAsia="SimSun" w:hAnsi="Times New Roman"/>
                 <w:b w:val="false"/>
                 <w:bCs w:val="false"/>
+                <w:color w:val="000000"/>
                 <w:sz w:val="19"/>
                 <w:szCs w:val="19"/>
               </w:rPr>
@@ -6189,6 +6382,7 @@
                 <w:rFonts w:ascii="Times New Roman" w:cs="Times New Roman" w:eastAsia="SimSun" w:hAnsi="Times New Roman"/>
                 <w:b w:val="false"/>
                 <w:bCs w:val="false"/>
+                <w:color w:val="000000"/>
                 <w:sz w:val="19"/>
                 <w:szCs w:val="19"/>
               </w:rPr>
@@ -6223,6 +6417,7 @@
                 <w:rFonts w:ascii="Times New Roman" w:cs="Times New Roman" w:eastAsia="SimSun" w:hAnsi="Times New Roman"/>
                 <w:b w:val="false"/>
                 <w:bCs w:val="false"/>
+                <w:color w:val="000000"/>
                 <w:sz w:val="19"/>
                 <w:szCs w:val="19"/>
               </w:rPr>
@@ -6255,6 +6450,7 @@
                 <w:rFonts w:ascii="Times New Roman" w:cs="Times New Roman" w:eastAsia="SimSun" w:hAnsi="Times New Roman"/>
                 <w:b w:val="false"/>
                 <w:bCs w:val="false"/>
+                <w:color w:val="000000"/>
                 <w:sz w:val="19"/>
                 <w:szCs w:val="19"/>
               </w:rPr>
@@ -6287,6 +6483,7 @@
                 <w:rFonts w:ascii="Times New Roman" w:cs="Times New Roman" w:eastAsia="SimSun" w:hAnsi="Times New Roman"/>
                 <w:b w:val="false"/>
                 <w:bCs w:val="false"/>
+                <w:color w:val="000000"/>
                 <w:sz w:val="19"/>
                 <w:szCs w:val="19"/>
               </w:rPr>
@@ -6321,6 +6518,7 @@
                 <w:rFonts w:ascii="Times New Roman" w:cs="Times New Roman" w:eastAsia="SimSun" w:hAnsi="Times New Roman"/>
                 <w:b w:val="false"/>
                 <w:bCs w:val="false"/>
+                <w:color w:val="000000"/>
                 <w:sz w:val="19"/>
                 <w:szCs w:val="19"/>
               </w:rPr>
@@ -6353,6 +6551,7 @@
                 <w:rFonts w:ascii="Times New Roman" w:cs="Times New Roman" w:eastAsia="SimSun" w:hAnsi="Times New Roman"/>
                 <w:b w:val="false"/>
                 <w:bCs w:val="false"/>
+                <w:color w:val="000000"/>
                 <w:sz w:val="19"/>
                 <w:szCs w:val="19"/>
               </w:rPr>
@@ -6385,6 +6584,7 @@
                 <w:rFonts w:ascii="Times New Roman" w:cs="Times New Roman" w:eastAsia="SimSun" w:hAnsi="Times New Roman"/>
                 <w:b w:val="false"/>
                 <w:bCs w:val="false"/>
+                <w:color w:val="000000"/>
                 <w:sz w:val="19"/>
                 <w:szCs w:val="19"/>
               </w:rPr>
@@ -6404,6 +6604,7 @@
           <w:rFonts w:ascii="Times New Roman" w:cs="Times New Roman" w:eastAsia="SimSun" w:hAnsi="Times New Roman"/>
           <w:b/>
           <w:bCs/>
+          <w:color w:val="000000"/>
           <w:sz w:val="28"/>
           <w:szCs w:val="28"/>
         </w:rPr>
@@ -6457,6 +6658,7 @@
                 <w:rFonts w:ascii="Times New Roman" w:cs="Times New Roman" w:eastAsia="SimSun" w:hAnsi="Times New Roman"/>
                 <w:b/>
                 <w:bCs/>
+                <w:color w:val="000000"/>
                 <w:sz w:val="19"/>
                 <w:szCs w:val="19"/>
               </w:rPr>
@@ -6490,6 +6692,7 @@
                 <w:rFonts w:ascii="Times New Roman" w:cs="Times New Roman" w:eastAsia="SimSun" w:hAnsi="Times New Roman"/>
                 <w:b/>
                 <w:bCs/>
+                <w:color w:val="000000"/>
                 <w:sz w:val="19"/>
                 <w:szCs w:val="19"/>
               </w:rPr>
@@ -6523,6 +6726,7 @@
                 <w:rFonts w:ascii="Times New Roman" w:cs="Times New Roman" w:eastAsia="SimSun" w:hAnsi="Times New Roman"/>
                 <w:b/>
                 <w:bCs/>
+                <w:color w:val="000000"/>
                 <w:sz w:val="19"/>
                 <w:szCs w:val="19"/>
               </w:rPr>
@@ -6557,6 +6761,7 @@
                 <w:rFonts w:ascii="Times New Roman" w:cs="Times New Roman" w:eastAsia="SimSun" w:hAnsi="Times New Roman"/>
                 <w:b w:val="false"/>
                 <w:bCs w:val="false"/>
+                <w:color w:val="000000"/>
                 <w:sz w:val="19"/>
                 <w:szCs w:val="19"/>
               </w:rPr>
@@ -6589,6 +6794,7 @@
                 <w:rFonts w:ascii="Times New Roman" w:cs="Times New Roman" w:eastAsia="SimSun" w:hAnsi="Times New Roman"/>
                 <w:b w:val="false"/>
                 <w:bCs w:val="false"/>
+                <w:color w:val="000000"/>
                 <w:sz w:val="19"/>
                 <w:szCs w:val="19"/>
               </w:rPr>
@@ -6621,6 +6827,7 @@
                 <w:rFonts w:ascii="Times New Roman" w:cs="Times New Roman" w:eastAsia="SimSun" w:hAnsi="Times New Roman"/>
                 <w:b w:val="false"/>
                 <w:bCs w:val="false"/>
+                <w:color w:val="000000"/>
                 <w:sz w:val="19"/>
                 <w:szCs w:val="19"/>
               </w:rPr>
@@ -6655,6 +6862,7 @@
                 <w:rFonts w:ascii="Times New Roman" w:cs="Times New Roman" w:eastAsia="SimSun" w:hAnsi="Times New Roman"/>
                 <w:b w:val="false"/>
                 <w:bCs w:val="false"/>
+                <w:color w:val="000000"/>
                 <w:sz w:val="19"/>
                 <w:szCs w:val="19"/>
               </w:rPr>
@@ -6687,6 +6895,7 @@
                 <w:rFonts w:ascii="Times New Roman" w:cs="Times New Roman" w:eastAsia="SimSun" w:hAnsi="Times New Roman"/>
                 <w:b w:val="false"/>
                 <w:bCs w:val="false"/>
+                <w:color w:val="000000"/>
                 <w:sz w:val="19"/>
                 <w:szCs w:val="19"/>
               </w:rPr>
@@ -6719,6 +6928,7 @@
                 <w:rFonts w:ascii="Times New Roman" w:cs="Times New Roman" w:eastAsia="SimSun" w:hAnsi="Times New Roman"/>
                 <w:b w:val="false"/>
                 <w:bCs w:val="false"/>
+                <w:color w:val="000000"/>
                 <w:sz w:val="19"/>
                 <w:szCs w:val="19"/>
               </w:rPr>
@@ -6753,6 +6963,7 @@
                 <w:rFonts w:ascii="Times New Roman" w:cs="Times New Roman" w:eastAsia="SimSun" w:hAnsi="Times New Roman"/>
                 <w:b w:val="false"/>
                 <w:bCs w:val="false"/>
+                <w:color w:val="000000"/>
                 <w:sz w:val="19"/>
                 <w:szCs w:val="19"/>
               </w:rPr>
@@ -6785,6 +6996,7 @@
                 <w:rFonts w:ascii="Times New Roman" w:cs="Times New Roman" w:eastAsia="SimSun" w:hAnsi="Times New Roman"/>
                 <w:b w:val="false"/>
                 <w:bCs w:val="false"/>
+                <w:color w:val="000000"/>
                 <w:sz w:val="19"/>
                 <w:szCs w:val="19"/>
               </w:rPr>
@@ -6817,6 +7029,7 @@
                 <w:rFonts w:ascii="Times New Roman" w:cs="Times New Roman" w:eastAsia="SimSun" w:hAnsi="Times New Roman"/>
                 <w:b w:val="false"/>
                 <w:bCs w:val="false"/>
+                <w:color w:val="000000"/>
                 <w:sz w:val="19"/>
                 <w:szCs w:val="19"/>
               </w:rPr>
@@ -6851,6 +7064,7 @@
                 <w:rFonts w:ascii="Times New Roman" w:cs="Times New Roman" w:eastAsia="SimSun" w:hAnsi="Times New Roman"/>
                 <w:b w:val="false"/>
                 <w:bCs w:val="false"/>
+                <w:color w:val="000000"/>
                 <w:sz w:val="19"/>
                 <w:szCs w:val="19"/>
               </w:rPr>
@@ -6883,6 +7097,7 @@
                 <w:rFonts w:ascii="Times New Roman" w:cs="Times New Roman" w:eastAsia="SimSun" w:hAnsi="Times New Roman"/>
                 <w:b w:val="false"/>
                 <w:bCs w:val="false"/>
+                <w:color w:val="000000"/>
                 <w:sz w:val="19"/>
                 <w:szCs w:val="19"/>
               </w:rPr>
@@ -6915,6 +7130,7 @@
                 <w:rFonts w:ascii="Times New Roman" w:cs="Times New Roman" w:eastAsia="SimSun" w:hAnsi="Times New Roman"/>
                 <w:b w:val="false"/>
                 <w:bCs w:val="false"/>
+                <w:color w:val="000000"/>
                 <w:sz w:val="19"/>
                 <w:szCs w:val="19"/>
               </w:rPr>
@@ -6949,6 +7165,7 @@
                 <w:rFonts w:ascii="Times New Roman" w:cs="Times New Roman" w:eastAsia="SimSun" w:hAnsi="Times New Roman"/>
                 <w:b w:val="false"/>
                 <w:bCs w:val="false"/>
+                <w:color w:val="000000"/>
                 <w:sz w:val="19"/>
                 <w:szCs w:val="19"/>
               </w:rPr>
@@ -6981,6 +7198,7 @@
                 <w:rFonts w:ascii="Times New Roman" w:cs="Times New Roman" w:eastAsia="SimSun" w:hAnsi="Times New Roman"/>
                 <w:b w:val="false"/>
                 <w:bCs w:val="false"/>
+                <w:color w:val="000000"/>
                 <w:sz w:val="19"/>
                 <w:szCs w:val="19"/>
               </w:rPr>
@@ -7013,6 +7231,7 @@
                 <w:rFonts w:ascii="Times New Roman" w:cs="Times New Roman" w:eastAsia="SimSun" w:hAnsi="Times New Roman"/>
                 <w:b w:val="false"/>
                 <w:bCs w:val="false"/>
+                <w:color w:val="000000"/>
                 <w:sz w:val="19"/>
                 <w:szCs w:val="19"/>
               </w:rPr>
@@ -7047,6 +7266,7 @@
                 <w:rFonts w:ascii="Times New Roman" w:cs="Times New Roman" w:eastAsia="SimSun" w:hAnsi="Times New Roman"/>
                 <w:b w:val="false"/>
                 <w:bCs w:val="false"/>
+                <w:color w:val="000000"/>
                 <w:sz w:val="19"/>
                 <w:szCs w:val="19"/>
               </w:rPr>
@@ -7079,6 +7299,7 @@
                 <w:rFonts w:ascii="Times New Roman" w:cs="Times New Roman" w:eastAsia="SimSun" w:hAnsi="Times New Roman"/>
                 <w:b w:val="false"/>
                 <w:bCs w:val="false"/>
+                <w:color w:val="000000"/>
                 <w:sz w:val="19"/>
                 <w:szCs w:val="19"/>
               </w:rPr>
@@ -7111,6 +7332,7 @@
                 <w:rFonts w:ascii="Times New Roman" w:cs="Times New Roman" w:eastAsia="SimSun" w:hAnsi="Times New Roman"/>
                 <w:b w:val="false"/>
                 <w:bCs w:val="false"/>
+                <w:color w:val="000000"/>
                 <w:sz w:val="19"/>
                 <w:szCs w:val="19"/>
               </w:rPr>
@@ -7128,6 +7350,7 @@
       <w:r>
         <w:rPr>
           <w:rFonts w:ascii="Times New Roman" w:cs="Times New Roman" w:eastAsia="SimSun" w:hAnsi="Times New Roman"/>
+          <w:color w:val="000000"/>
           <w:sz w:val="21"/>
           <w:szCs w:val="21"/>
         </w:rPr>
@@ -7144,6 +7367,7 @@
           <w:rFonts w:ascii="Times New Roman" w:cs="Times New Roman" w:eastAsia="SimSun" w:hAnsi="Times New Roman"/>
           <w:b/>
           <w:bCs/>
+          <w:color w:val="000000"/>
           <w:sz w:val="28"/>
           <w:szCs w:val="28"/>
         </w:rPr>
@@ -7197,6 +7421,7 @@
                 <w:rFonts w:ascii="Times New Roman" w:cs="Times New Roman" w:eastAsia="SimSun" w:hAnsi="Times New Roman"/>
                 <w:b/>
                 <w:bCs/>
+                <w:color w:val="000000"/>
                 <w:sz w:val="19"/>
                 <w:szCs w:val="19"/>
               </w:rPr>
@@ -7230,6 +7455,7 @@
                 <w:rFonts w:ascii="Times New Roman" w:cs="Times New Roman" w:eastAsia="SimSun" w:hAnsi="Times New Roman"/>
                 <w:b/>
                 <w:bCs/>
+                <w:color w:val="000000"/>
                 <w:sz w:val="19"/>
                 <w:szCs w:val="19"/>
               </w:rPr>
@@ -7263,6 +7489,7 @@
                 <w:rFonts w:ascii="Times New Roman" w:cs="Times New Roman" w:eastAsia="SimSun" w:hAnsi="Times New Roman"/>
                 <w:b/>
                 <w:bCs/>
+                <w:color w:val="000000"/>
                 <w:sz w:val="19"/>
                 <w:szCs w:val="19"/>
               </w:rPr>
@@ -7297,6 +7524,7 @@
                 <w:rFonts w:ascii="Times New Roman" w:cs="Times New Roman" w:eastAsia="SimSun" w:hAnsi="Times New Roman"/>
                 <w:b w:val="false"/>
                 <w:bCs w:val="false"/>
+                <w:color w:val="000000"/>
                 <w:sz w:val="19"/>
                 <w:szCs w:val="19"/>
               </w:rPr>
@@ -7329,6 +7557,7 @@
                 <w:rFonts w:ascii="Times New Roman" w:cs="Times New Roman" w:eastAsia="SimSun" w:hAnsi="Times New Roman"/>
                 <w:b w:val="false"/>
                 <w:bCs w:val="false"/>
+                <w:color w:val="000000"/>
                 <w:sz w:val="19"/>
                 <w:szCs w:val="19"/>
               </w:rPr>
@@ -7361,6 +7590,7 @@
                 <w:rFonts w:ascii="Times New Roman" w:cs="Times New Roman" w:eastAsia="SimSun" w:hAnsi="Times New Roman"/>
                 <w:b w:val="false"/>
                 <w:bCs w:val="false"/>
+                <w:color w:val="000000"/>
                 <w:sz w:val="19"/>
                 <w:szCs w:val="19"/>
               </w:rPr>
@@ -7395,6 +7625,7 @@
                 <w:rFonts w:ascii="Times New Roman" w:cs="Times New Roman" w:eastAsia="SimSun" w:hAnsi="Times New Roman"/>
                 <w:b w:val="false"/>
                 <w:bCs w:val="false"/>
+                <w:color w:val="000000"/>
                 <w:sz w:val="19"/>
                 <w:szCs w:val="19"/>
               </w:rPr>
@@ -7427,6 +7658,7 @@
                 <w:rFonts w:ascii="Times New Roman" w:cs="Times New Roman" w:eastAsia="SimSun" w:hAnsi="Times New Roman"/>
                 <w:b w:val="false"/>
                 <w:bCs w:val="false"/>
+                <w:color w:val="000000"/>
                 <w:sz w:val="19"/>
                 <w:szCs w:val="19"/>
               </w:rPr>
@@ -7459,6 +7691,7 @@
                 <w:rFonts w:ascii="Times New Roman" w:cs="Times New Roman" w:eastAsia="SimSun" w:hAnsi="Times New Roman"/>
                 <w:b w:val="false"/>
                 <w:bCs w:val="false"/>
+                <w:color w:val="000000"/>
                 <w:sz w:val="19"/>
                 <w:szCs w:val="19"/>
               </w:rPr>
@@ -7493,6 +7726,7 @@
                 <w:rFonts w:ascii="Times New Roman" w:cs="Times New Roman" w:eastAsia="SimSun" w:hAnsi="Times New Roman"/>
                 <w:b w:val="false"/>
                 <w:bCs w:val="false"/>
+                <w:color w:val="000000"/>
                 <w:sz w:val="19"/>
                 <w:szCs w:val="19"/>
               </w:rPr>
@@ -7525,6 +7759,7 @@
                 <w:rFonts w:ascii="Times New Roman" w:cs="Times New Roman" w:eastAsia="SimSun" w:hAnsi="Times New Roman"/>
                 <w:b w:val="false"/>
                 <w:bCs w:val="false"/>
+                <w:color w:val="000000"/>
                 <w:sz w:val="19"/>
                 <w:szCs w:val="19"/>
               </w:rPr>
@@ -7557,6 +7792,7 @@
                 <w:rFonts w:ascii="Times New Roman" w:cs="Times New Roman" w:eastAsia="SimSun" w:hAnsi="Times New Roman"/>
                 <w:b w:val="false"/>
                 <w:bCs w:val="false"/>
+                <w:color w:val="000000"/>
                 <w:sz w:val="19"/>
                 <w:szCs w:val="19"/>
               </w:rPr>
@@ -7591,6 +7827,7 @@
                 <w:rFonts w:ascii="Times New Roman" w:cs="Times New Roman" w:eastAsia="SimSun" w:hAnsi="Times New Roman"/>
                 <w:b w:val="false"/>
                 <w:bCs w:val="false"/>
+                <w:color w:val="000000"/>
                 <w:sz w:val="19"/>
                 <w:szCs w:val="19"/>
               </w:rPr>
@@ -7623,6 +7860,7 @@
                 <w:rFonts w:ascii="Times New Roman" w:cs="Times New Roman" w:eastAsia="SimSun" w:hAnsi="Times New Roman"/>
                 <w:b w:val="false"/>
                 <w:bCs w:val="false"/>
+                <w:color w:val="000000"/>
                 <w:sz w:val="19"/>
                 <w:szCs w:val="19"/>
               </w:rPr>
@@ -7655,6 +7893,7 @@
                 <w:rFonts w:ascii="Times New Roman" w:cs="Times New Roman" w:eastAsia="SimSun" w:hAnsi="Times New Roman"/>
                 <w:b w:val="false"/>
                 <w:bCs w:val="false"/>
+                <w:color w:val="000000"/>
                 <w:sz w:val="19"/>
                 <w:szCs w:val="19"/>
               </w:rPr>
@@ -7689,6 +7928,7 @@
                 <w:rFonts w:ascii="Times New Roman" w:cs="Times New Roman" w:eastAsia="SimSun" w:hAnsi="Times New Roman"/>
                 <w:b w:val="false"/>
                 <w:bCs w:val="false"/>
+                <w:color w:val="000000"/>
                 <w:sz w:val="19"/>
                 <w:szCs w:val="19"/>
               </w:rPr>
@@ -7721,6 +7961,7 @@
                 <w:rFonts w:ascii="Times New Roman" w:cs="Times New Roman" w:eastAsia="SimSun" w:hAnsi="Times New Roman"/>
                 <w:b w:val="false"/>
                 <w:bCs w:val="false"/>
+                <w:color w:val="000000"/>
                 <w:sz w:val="19"/>
                 <w:szCs w:val="19"/>
               </w:rPr>
@@ -7753,6 +7994,7 @@
                 <w:rFonts w:ascii="Times New Roman" w:cs="Times New Roman" w:eastAsia="SimSun" w:hAnsi="Times New Roman"/>
                 <w:b w:val="false"/>
                 <w:bCs w:val="false"/>
+                <w:color w:val="000000"/>
                 <w:sz w:val="19"/>
                 <w:szCs w:val="19"/>
               </w:rPr>
@@ -7772,6 +8014,7 @@
           <w:rFonts w:ascii="Times New Roman" w:cs="Times New Roman" w:eastAsia="SimSun" w:hAnsi="Times New Roman"/>
           <w:b/>
           <w:bCs/>
+          <w:color w:val="000000"/>
           <w:sz w:val="28"/>
           <w:szCs w:val="28"/>
         </w:rPr>
@@ -7790,6 +8033,7 @@
       <w:r>
         <w:rPr>
           <w:rFonts w:ascii="Times New Roman" w:cs="Times New Roman" w:eastAsia="SimSun" w:hAnsi="Times New Roman"/>
+          <w:color w:val="000000"/>
           <w:sz w:val="21"/>
           <w:szCs w:val="21"/>
         </w:rPr>
@@ -7808,6 +8052,7 @@
       <w:r>
         <w:rPr>
           <w:rFonts w:ascii="Times New Roman" w:cs="Times New Roman" w:eastAsia="SimSun" w:hAnsi="Times New Roman"/>
+          <w:color w:val="000000"/>
           <w:sz w:val="21"/>
           <w:szCs w:val="21"/>
         </w:rPr>
@@ -7826,6 +8071,7 @@
       <w:r>
         <w:rPr>
           <w:rFonts w:ascii="Times New Roman" w:cs="Times New Roman" w:eastAsia="SimSun" w:hAnsi="Times New Roman"/>
+          <w:color w:val="000000"/>
           <w:sz w:val="21"/>
           <w:szCs w:val="21"/>
         </w:rPr>
@@ -8039,6 +8285,7 @@
     <w:rPrDefault>
       <w:rPr>
         <w:rFonts w:ascii="Times New Roman" w:cs="Times New Roman" w:eastAsia="SimSun" w:hAnsi="Times New Roman"/>
+        <w:color w:val="000000"/>
         <w:sz w:val="21"/>
         <w:szCs w:val="21"/>
       </w:rPr>
@@ -8216,5 +8463,41 @@
       <w:szCs w:val="20"/>
     </w:rPr>
   </w:style>
+  <w:style w:type="paragraph" w:styleId="Heading1">
+    <w:name w:val="Heading 1"/>
+    <w:basedOn w:val="Normal"/>
+    <w:next w:val="Normal"/>
+    <w:qFormat/>
+    <w:pPr>
+      <w:spacing w:after="120" w:before="240"/>
+      <w:outlineLvl w:val="0"/>
+    </w:pPr>
+    <w:rPr>
+      <w:rFonts w:ascii="Times New Roman" w:cs="Times New Roman" w:eastAsia="SimSun" w:hAnsi="Times New Roman"/>
+      <w:b/>
+      <w:bCs/>
+      <w:color w:val="000000"/>
+      <w:sz w:val="28"/>
+      <w:szCs w:val="28"/>
+    </w:rPr>
+  </w:style>
+  <w:style w:type="paragraph" w:styleId="Heading2">
+    <w:name w:val="Heading 2"/>
+    <w:basedOn w:val="Normal"/>
+    <w:next w:val="Normal"/>
+    <w:qFormat/>
+    <w:pPr>
+      <w:spacing w:after="100" w:before="180"/>
+      <w:outlineLvl w:val="1"/>
+    </w:pPr>
+    <w:rPr>
+      <w:rFonts w:ascii="Times New Roman" w:cs="Times New Roman" w:eastAsia="SimSun" w:hAnsi="Times New Roman"/>
+      <w:b/>
+      <w:bCs/>
+      <w:color w:val="000000"/>
+      <w:sz w:val="24"/>
+      <w:szCs w:val="24"/>
+    </w:rPr>
+  </w:style>
 </w:styles>
 </file>
--- a/deliverables/论文执行路线_可执行版.docx
+++ b/deliverables/论文执行路线_可执行版.docx
@@ -63,7 +63,7 @@
           <w:sz w:val="21"/>
           <w:szCs w:val="21"/>
         </w:rPr>
-        <w:t xml:space="preserve">本路线按阶段编号，每个任务写明改哪个文件、跑什么命令、产出什么文件、通过什么数值才算完成。每个阶段末尾有决策点，决策点不通过不进入下一阶段。所有脚本输出到 console，结果文件统一放 results/ 目录，每次运行记录命令、种子和代码版本号。工时按一人全职估计。分工按两个角色写：A 为方法与分析，B 为数据与运行（论文作者）；一人承担两角色时按顺序执行。</w:t>
+        <w:t xml:space="preserve">本路线按阶段编号，每个任务写明改哪个文件、跑什么命令、产出什么文件、通过什么数值才算完成。每个阶段末尾有决策点，决策点不通过不进入下一阶段。所有脚本输出到 console，结果文件统一放 results/ 目录，每次运行记录命令、种子和代码版本号。分工按两个角色写：A 为方法与分析，B 为数据与运行（论文作者）；一人承担两角色时按顺序执行。</w:t>
       </w:r>
     </w:p>
     <w:p>
@@ -95,7 +95,7 @@
           <w:sz w:val="28"/>
           <w:szCs w:val="28"/>
         </w:rPr>
-        <w:t xml:space="preserve">一、阶段一：固定基线与口径（第 1 周，前置条件）</w:t>
+        <w:t xml:space="preserve">一、阶段一：固定基线与口径（前置条件）</w:t>
       </w:r>
     </w:p>
     <w:tbl>
@@ -1157,7 +1157,7 @@
           <w:sz w:val="28"/>
           <w:szCs w:val="28"/>
         </w:rPr>
-        <w:t xml:space="preserve">二、阶段二：松弛状态特征与接口（第 2 周）</w:t>
+        <w:t xml:space="preserve">二、阶段二：松弛状态特征与接口</w:t>
       </w:r>
     </w:p>
     <w:tbl>
@@ -2386,7 +2386,7 @@
           <w:sz w:val="28"/>
           <w:szCs w:val="28"/>
         </w:rPr>
-        <w:t xml:space="preserve">三、阶段三：训练流程（第 3 到 4 周）</w:t>
+        <w:t xml:space="preserve">三、阶段三：训练流程</w:t>
       </w:r>
     </w:p>
     <w:tbl>
@@ -3615,7 +3615,7 @@
           <w:sz w:val="28"/>
           <w:szCs w:val="28"/>
         </w:rPr>
-        <w:t xml:space="preserve">四、阶段四：消融与对照（第 5 周）</w:t>
+        <w:t xml:space="preserve">四、阶段四：消融与对照</w:t>
       </w:r>
     </w:p>
     <w:tbl>
@@ -4879,7 +4879,7 @@
           <w:sz w:val="28"/>
           <w:szCs w:val="28"/>
         </w:rPr>
-        <w:t xml:space="preserve">五、阶段五：规模外推与真实拓扑（第 6 周）</w:t>
+        <w:t xml:space="preserve">五、阶段五：规模外推与真实拓扑</w:t>
       </w:r>
     </w:p>
     <w:tbl>
@@ -5759,7 +5759,7 @@
           <w:sz w:val="28"/>
           <w:szCs w:val="28"/>
         </w:rPr>
-        <w:t xml:space="preserve">六、阶段六：论文写作（第 7 到 8 周）</w:t>
+        <w:t xml:space="preserve">六、阶段六：论文写作</w:t>
       </w:r>
     </w:p>
     <w:tbl>
@@ -6608,7 +6608,7 @@
           <w:sz w:val="28"/>
           <w:szCs w:val="28"/>
         </w:rPr>
-        <w:t xml:space="preserve">七、分工与节奏</w:t>
+        <w:t xml:space="preserve">七、分工</w:t>
       </w:r>
     </w:p>
     <w:tbl>
@@ -6662,7 +6662,7 @@
                 <w:sz w:val="19"/>
                 <w:szCs w:val="19"/>
               </w:rPr>
-              <w:t xml:space="preserve">周</w:t>
+              <w:t xml:space="preserve">阶段</w:t>
             </w:r>
           </w:p>
         </w:tc>
@@ -6765,7 +6765,7 @@
                 <w:sz w:val="19"/>
                 <w:szCs w:val="19"/>
               </w:rPr>
-              <w:t xml:space="preserve">1</w:t>
+              <w:t xml:space="preserve">一</w:t>
             </w:r>
           </w:p>
         </w:tc>
@@ -6866,7 +6866,7 @@
                 <w:sz w:val="19"/>
                 <w:szCs w:val="19"/>
               </w:rPr>
-              <w:t xml:space="preserve">2</w:t>
+              <w:t xml:space="preserve">二</w:t>
             </w:r>
           </w:p>
         </w:tc>
@@ -6967,7 +6967,7 @@
                 <w:sz w:val="19"/>
                 <w:szCs w:val="19"/>
               </w:rPr>
-              <w:t xml:space="preserve">3–4</w:t>
+              <w:t xml:space="preserve">三</w:t>
             </w:r>
           </w:p>
         </w:tc>
@@ -7068,7 +7068,7 @@
                 <w:sz w:val="19"/>
                 <w:szCs w:val="19"/>
               </w:rPr>
-              <w:t xml:space="preserve">5</w:t>
+              <w:t xml:space="preserve">四</w:t>
             </w:r>
           </w:p>
         </w:tc>
@@ -7101,7 +7101,7 @@
                 <w:sz w:val="19"/>
                 <w:szCs w:val="19"/>
               </w:rPr>
-              <w:t xml:space="preserve">3.x 配置与分析</w:t>
+              <w:t xml:space="preserve">4.x 配置与分析</w:t>
             </w:r>
           </w:p>
         </w:tc>
@@ -7134,7 +7134,7 @@
                 <w:sz w:val="19"/>
                 <w:szCs w:val="19"/>
               </w:rPr>
-              <w:t xml:space="preserve">3.x 运行</w:t>
+              <w:t xml:space="preserve">4.x 运行</w:t>
             </w:r>
           </w:p>
         </w:tc>
@@ -7169,7 +7169,7 @@
                 <w:sz w:val="19"/>
                 <w:szCs w:val="19"/>
               </w:rPr>
-              <w:t xml:space="preserve">6</w:t>
+              <w:t xml:space="preserve">五</w:t>
             </w:r>
           </w:p>
         </w:tc>
@@ -7270,7 +7270,7 @@
                 <w:sz w:val="19"/>
                 <w:szCs w:val="19"/>
               </w:rPr>
-              <w:t xml:space="preserve">7–8</w:t>
+              <w:t xml:space="preserve">六</w:t>
             </w:r>
           </w:p>
         </w:tc>
@@ -8075,7 +8075,7 @@
           <w:sz w:val="21"/>
           <w:szCs w:val="21"/>
         </w:rPr>
-        <w:t xml:space="preserve">A 把 baselines.py 改成读取目录版本，并写 eval_solution.py 和配对脚本，数据到手当天出 1.5 的结论。</w:t>
+        <w:t xml:space="preserve">A 把 baselines.py 改成读取目录版本，并写 eval_solution.py 和配对脚本，数据到手后出 1.5 的结论。</w:t>
       </w:r>
     </w:p>
     <w:sectPr>

--- a/deliverables/论文执行路线_可执行版.docx
+++ b/deliverables/论文执行路线_可执行版.docx
@@ -48,7 +48,7 @@
           <w:sz w:val="28"/>
           <w:szCs w:val="28"/>
         </w:rPr>
-        <w:t xml:space="preserve">零、使用说明</w:t>
+        <w:t xml:space="preserve">使用说明</w:t>
       </w:r>
     </w:p>
     <w:p>
@@ -8257,7 +8257,7 @@
     <w:lvl w:ilvl="0" w15:tentative="1">
       <w:start w:val="1"/>
       <w:numFmt w:val="bullet"/>
-      <w:lvlText w:val="•"/>
+      <w:lvlText w:val="-"/>
       <w:lvlJc w:val="left"/>
       <w:pPr>
         <w:ind w:left="480" w:hanging="240"/>
